--- a/00-首页/题组Word/预赛基础卷/预赛基础卷I-学生版-打印版.docx
+++ b/00-首页/题组Word/预赛基础卷/预赛基础卷I-学生版-打印版.docx
@@ -396,6 +396,14 @@
       <w:tblPr>
         <w:tblStyle w:val="Table"/>
         <w:tblW w:type="auto" w:w="0"/>
+        <w:tblBorders>
+          <w:top w:val="single" w:sz="12" w:space="0" w:color="000000"/>
+          <w:left w:val="none" w:sz="0" w:space="0" w:color="auto"/>
+          <w:bottom w:val="single" w:sz="12" w:space="0" w:color="000000"/>
+          <w:right w:val="none" w:sz="0" w:space="0" w:color="auto"/>
+          <w:insideH w:val="none" w:sz="0" w:space="0" w:color="auto"/>
+          <w:insideV w:val="none" w:sz="0" w:space="0" w:color="auto"/>
+        </w:tblBorders>
         <w:tblLook w:firstRow="1" w:lastRow="0" w:firstColumn="0" w:lastColumn="0" w:noHBand="0" w:noVBand="0" w:val="0020"/>
       </w:tblPr>
       <w:tblGrid>
@@ -408,7 +416,11 @@
           <w:tblHeader w:val="on"/>
         </w:trPr>
         <w:tc>
-          <w:tcPr/>
+          <w:tcPr>
+            <w:tcBorders>
+              <w:bottom w:val="single" w:sz="8" w:space="0" w:color="000000"/>
+            </w:tcBorders>
+          </w:tcPr>
           <w:p>
             <w:pPr>
               <w:pStyle w:val="Compact"/>
@@ -431,7 +443,11 @@
           </w:p>
         </w:tc>
         <w:tc>
-          <w:tcPr/>
+          <w:tcPr>
+            <w:tcBorders>
+              <w:bottom w:val="single" w:sz="8" w:space="0" w:color="000000"/>
+            </w:tcBorders>
+          </w:tcPr>
           <w:p>
             <w:pPr>
               <w:pStyle w:val="Compact"/>
@@ -447,7 +463,11 @@
           </w:p>
         </w:tc>
         <w:tc>
-          <w:tcPr/>
+          <w:tcPr>
+            <w:tcBorders>
+              <w:bottom w:val="single" w:sz="8" w:space="0" w:color="000000"/>
+            </w:tcBorders>
+          </w:tcPr>
           <w:p>
             <w:pPr>
               <w:pStyle w:val="Compact"/>
@@ -637,9 +657,8 @@
     <w:p>
       <w:pPr>
         <w:pStyle w:val="BodyText"/>
-        <w:spacing w:before="120"/>
+        <w:spacing w:before="0" w:after="0"/>
         <w:ind w:left="480" w:hanging="480"/>
-        <w:spacing w:after="0"/>
       </w:pPr>
       <w:r>
         <w:rPr>
@@ -663,34 +682,196 @@
     <w:p>
       <w:pPr>
         <w:pStyle w:val="BodyText"/>
-        <w:spacing w:before="120"/>
+        <w:spacing w:before="0" w:after="0"/>
         <w:ind w:left="480" w:hanging="480"/>
+      </w:pPr>
+      <w:r>
+        <w:rPr>
+          <w:rFonts w:ascii="Times New Roman" w:hAnsi="Times New Roman" w:eastAsia="Times New Roman" w:cs="Times New Roman"/>
+        </w:rPr>
+        <w:t xml:space="preserve">A. </w:t>
+      </w:r>
+      <w:r>
+        <w:rPr>
+          <w:rFonts w:hint="eastAsia" w:ascii="Times New Roman" w:hAnsi="Times New Roman" w:eastAsia="FangSong" w:cs="Times New Roman"/>
+        </w:rPr>
+        <w:t xml:space="preserve">反应在</w:t>
+      </w:r>
+      <w:r>
+        <w:rPr>
+          <w:rFonts w:ascii="Times New Roman" w:hAnsi="Times New Roman" w:eastAsia="Times New Roman" w:cs="Times New Roman"/>
+        </w:rPr>
+        <w:t xml:space="preserve"> t</w:t>
+      </w:r>
+      <w:r>
+        <w:rPr>
+          <w:rFonts w:ascii="Times New Roman" w:hAnsi="Times New Roman" w:eastAsia="Times New Roman" w:cs="Times New Roman"/>
+          <w:vertAlign w:val="subscript"/>
+        </w:rPr>
+        <w:t>1</w:t>
+      </w:r>
+      <w:r>
+        <w:rPr>
+          <w:rFonts w:ascii="Times New Roman" w:hAnsi="Times New Roman" w:eastAsia="Times New Roman" w:cs="Times New Roman"/>
+        </w:rPr>
+        <w:t xml:space="preserve"> </w:t>
+      </w:r>
+      <w:r>
+        <w:rPr>
+          <w:rFonts w:hint="eastAsia" w:ascii="Times New Roman" w:hAnsi="Times New Roman" w:eastAsia="FangSong" w:cs="Times New Roman"/>
+        </w:rPr>
+        <w:t xml:space="preserve">秒内的平均速率为</w:t>
+      </w:r>
+      <w:r>
+        <w:rPr>
+          <w:rFonts w:ascii="Times New Roman" w:hAnsi="Times New Roman" w:eastAsia="Times New Roman" w:cs="Times New Roman"/>
+        </w:rPr>
+        <w:t xml:space="preserve"> v(H</w:t>
+      </w:r>
+      <w:r>
+        <w:rPr>
+          <w:rFonts w:ascii="Times New Roman" w:hAnsi="Times New Roman" w:eastAsia="Times New Roman" w:cs="Times New Roman"/>
+          <w:vertAlign w:val="subscript"/>
+        </w:rPr>
+        <w:t>2</w:t>
+      </w:r>
+      <w:r>
+        <w:rPr>
+          <w:rFonts w:ascii="Times New Roman" w:hAnsi="Times New Roman" w:eastAsia="Times New Roman" w:cs="Times New Roman"/>
+        </w:rPr>
+        <w:t>) = 0.40/t</w:t>
+      </w:r>
+      <w:r>
+        <w:rPr>
+          <w:rFonts w:ascii="Times New Roman" w:hAnsi="Times New Roman" w:eastAsia="Times New Roman" w:cs="Times New Roman"/>
+          <w:vertAlign w:val="subscript"/>
+        </w:rPr>
+        <w:t>1</w:t>
+      </w:r>
+      <w:r>
+        <w:rPr>
+          <w:rFonts w:ascii="Times New Roman" w:hAnsi="Times New Roman" w:eastAsia="Times New Roman" w:cs="Times New Roman"/>
+        </w:rPr>
+        <w:t xml:space="preserve"> mol L</w:t>
+      </w:r>
+      <w:r>
+        <w:rPr>
+          <w:rFonts w:ascii="Times New Roman" w:hAnsi="Times New Roman" w:eastAsia="Times New Roman" w:cs="Times New Roman"/>
+          <w:vertAlign w:val="superscript"/>
+        </w:rPr>
+        <w:t>-1</w:t>
+      </w:r>
+      <w:r>
+        <w:rPr>
+          <w:rFonts w:ascii="Times New Roman" w:hAnsi="Times New Roman" w:eastAsia="Times New Roman" w:cs="Times New Roman"/>
+        </w:rPr>
+        <w:t xml:space="preserve"> s</w:t>
+      </w:r>
+      <w:r>
+        <w:rPr>
+          <w:rFonts w:ascii="Times New Roman" w:hAnsi="Times New Roman" w:eastAsia="Times New Roman" w:cs="Times New Roman"/>
+          <w:vertAlign w:val="superscript"/>
+        </w:rPr>
+        <w:t>-1</w:t>
+      </w:r>
+      <w:r>
+        <w:rPr>
+          <w:rFonts w:ascii="Times New Roman" w:hAnsi="Times New Roman" w:eastAsia="Times New Roman" w:cs="Times New Roman"/>
+        </w:rPr>
+        <w:t xml:space="preserve"> </w:t>
+      </w:r>
+      <w:r>
+        <w:rPr>
+          <w:rFonts w:ascii="Times New Roman" w:hAnsi="Times New Roman" w:eastAsia="Times New Roman" w:cs="Times New Roman"/>
+        </w:rPr>
+        <w:t xml:space="preserve">- </w:t>
+      </w:r>
+    </w:p>
+    <w:p>
+      <w:pPr>
+        <w:pStyle w:val="BodyText"/>
         <w:spacing w:before="0" w:after="0"/>
-      </w:pPr>
-      <w:r>
-        <w:rPr>
-          <w:rFonts w:ascii="Times New Roman" w:hAnsi="Times New Roman" w:eastAsia="Times New Roman" w:cs="Times New Roman"/>
-        </w:rPr>
-        <w:t xml:space="preserve">A. </w:t>
-      </w:r>
-      <w:r>
-        <w:rPr>
-          <w:rFonts w:hint="eastAsia" w:ascii="Times New Roman" w:hAnsi="Times New Roman" w:eastAsia="FangSong" w:cs="Times New Roman"/>
-        </w:rPr>
-        <w:t xml:space="preserve">反应在</w:t>
-      </w:r>
-      <w:r>
-        <w:rPr>
-          <w:rFonts w:ascii="Times New Roman" w:hAnsi="Times New Roman" w:eastAsia="Times New Roman" w:cs="Times New Roman"/>
-        </w:rPr>
-        <w:t xml:space="preserve"> t</w:t>
+        <w:ind w:left="480" w:hanging="480"/>
+      </w:pPr>
+      <w:r>
+        <w:rPr>
+          <w:rFonts w:ascii="Times New Roman" w:hAnsi="Times New Roman" w:eastAsia="Times New Roman" w:cs="Times New Roman"/>
+        </w:rPr>
+        <w:t xml:space="preserve">B. </w:t>
+      </w:r>
+      <w:r>
+        <w:rPr>
+          <w:rFonts w:hint="eastAsia" w:ascii="Times New Roman" w:hAnsi="Times New Roman" w:eastAsia="FangSong" w:cs="Times New Roman"/>
+        </w:rPr>
+        <w:t>其他条件不变</w:t>
+      </w:r>
+      <w:r>
+        <w:rPr>
+          <w:rFonts w:hint="eastAsia" w:ascii="Times New Roman" w:hAnsi="Times New Roman" w:eastAsia="Times New Roman" w:cs="Times New Roman"/>
+        </w:rPr>
+        <w:t>，</w:t>
+      </w:r>
+      <w:r>
+        <w:rPr>
+          <w:rFonts w:hint="eastAsia" w:ascii="Times New Roman" w:hAnsi="Times New Roman" w:eastAsia="FangSong" w:cs="Times New Roman"/>
+        </w:rPr>
+        <w:t>向平衡体系再通入</w:t>
+      </w:r>
+      <w:r>
+        <w:rPr>
+          <w:rFonts w:ascii="Times New Roman" w:hAnsi="Times New Roman" w:eastAsia="Times New Roman" w:cs="Times New Roman"/>
+        </w:rPr>
+        <w:t xml:space="preserve"> 0.20 mol CO、0.20 mol H</w:t>
       </w:r>
       <w:r>
         <w:rPr>
           <w:rFonts w:ascii="Times New Roman" w:hAnsi="Times New Roman" w:eastAsia="Times New Roman" w:cs="Times New Roman"/>
           <w:vertAlign w:val="subscript"/>
         </w:rPr>
-        <w:t>1</w:t>
+        <w:t>2</w:t>
+      </w:r>
+      <w:r>
+        <w:rPr>
+          <w:rFonts w:ascii="Times New Roman" w:hAnsi="Times New Roman" w:eastAsia="Times New Roman" w:cs="Times New Roman"/>
+        </w:rPr>
+        <w:t xml:space="preserve">O </w:t>
+      </w:r>
+      <w:r>
+        <w:rPr>
+          <w:rFonts w:hint="eastAsia" w:ascii="Times New Roman" w:hAnsi="Times New Roman" w:eastAsia="FangSong" w:cs="Times New Roman"/>
+        </w:rPr>
+        <w:t xml:space="preserve">和</w:t>
+      </w:r>
+      <w:r>
+        <w:rPr>
+          <w:rFonts w:ascii="Times New Roman" w:hAnsi="Times New Roman" w:eastAsia="Times New Roman" w:cs="Times New Roman"/>
+        </w:rPr>
+        <w:t xml:space="preserve"> 0.60 mol </w:t>
+      </w:r>
+      <w:r>
+        <w:rPr>
+          <w:rFonts w:hint="eastAsia" w:ascii="Times New Roman" w:hAnsi="Times New Roman" w:eastAsia="Times New Roman" w:cs="Times New Roman"/>
+        </w:rPr>
+        <w:t>H</w:t>
+      </w:r>
+      <w:r>
+        <w:rPr>
+          <w:rFonts w:hint="eastAsia" w:ascii="Times New Roman" w:hAnsi="Times New Roman" w:eastAsia="Times New Roman" w:cs="Times New Roman"/>
+          <w:vertAlign w:val="subscript"/>
+        </w:rPr>
+        <w:t>2</w:t>
+      </w:r>
+      <w:r>
+        <w:rPr>
+          <w:rFonts w:hint="eastAsia" w:ascii="Times New Roman" w:hAnsi="Times New Roman" w:eastAsia="Times New Roman" w:cs="Times New Roman"/>
+        </w:rPr>
+        <w:t>，</w:t>
+      </w:r>
+      <w:r>
+        <w:rPr>
+          <w:rFonts w:hint="eastAsia" w:ascii="Times New Roman" w:hAnsi="Times New Roman" w:eastAsia="FangSong" w:cs="Times New Roman"/>
+        </w:rPr>
+        <w:t>平衡不移动</w:t>
       </w:r>
       <w:r>
         <w:rPr>
@@ -700,61 +881,83 @@
       </w:r>
       <w:r>
         <w:rPr>
-          <w:rFonts w:hint="eastAsia" w:ascii="Times New Roman" w:hAnsi="Times New Roman" w:eastAsia="FangSong" w:cs="Times New Roman"/>
-        </w:rPr>
-        <w:t xml:space="preserve">秒内的平均速率为</w:t>
-      </w:r>
-      <w:r>
-        <w:rPr>
-          <w:rFonts w:ascii="Times New Roman" w:hAnsi="Times New Roman" w:eastAsia="Times New Roman" w:cs="Times New Roman"/>
-        </w:rPr>
-        <w:t xml:space="preserve"> v(H</w:t>
-      </w:r>
-      <w:r>
-        <w:rPr>
-          <w:rFonts w:ascii="Times New Roman" w:hAnsi="Times New Roman" w:eastAsia="Times New Roman" w:cs="Times New Roman"/>
+          <w:rFonts w:ascii="Times New Roman" w:hAnsi="Times New Roman" w:eastAsia="Times New Roman" w:cs="Times New Roman"/>
+        </w:rPr>
+        <w:t xml:space="preserve">- </w:t>
+      </w:r>
+    </w:p>
+    <w:p>
+      <w:pPr>
+        <w:pStyle w:val="BodyText"/>
+        <w:spacing w:before="0" w:after="0"/>
+        <w:ind w:left="480" w:hanging="480"/>
+      </w:pPr>
+      <w:r>
+        <w:rPr>
+          <w:rFonts w:ascii="Times New Roman" w:hAnsi="Times New Roman" w:eastAsia="Times New Roman" w:cs="Times New Roman"/>
+        </w:rPr>
+        <w:t xml:space="preserve">C. </w:t>
+      </w:r>
+      <w:r>
+        <w:rPr>
+          <w:rFonts w:hint="eastAsia" w:ascii="Times New Roman" w:hAnsi="Times New Roman" w:eastAsia="FangSong" w:cs="Times New Roman"/>
+        </w:rPr>
+        <w:t>其他条件不变</w:t>
+      </w:r>
+      <w:r>
+        <w:rPr>
+          <w:rFonts w:hint="eastAsia" w:ascii="Times New Roman" w:hAnsi="Times New Roman" w:eastAsia="Times New Roman" w:cs="Times New Roman"/>
+        </w:rPr>
+        <w:t>，</w:t>
+      </w:r>
+      <w:r>
+        <w:rPr>
+          <w:rFonts w:hint="eastAsia" w:ascii="Times New Roman" w:hAnsi="Times New Roman" w:eastAsia="FangSong" w:cs="Times New Roman"/>
+        </w:rPr>
+        <w:t>向平衡体系再通入</w:t>
+      </w:r>
+      <w:r>
+        <w:rPr>
+          <w:rFonts w:ascii="Times New Roman" w:hAnsi="Times New Roman" w:eastAsia="Times New Roman" w:cs="Times New Roman"/>
+        </w:rPr>
+        <w:t xml:space="preserve"> 0.20 mol </w:t>
+      </w:r>
+      <w:r>
+        <w:rPr>
+          <w:rFonts w:hint="eastAsia" w:ascii="Times New Roman" w:hAnsi="Times New Roman" w:eastAsia="Times New Roman" w:cs="Times New Roman"/>
+        </w:rPr>
+        <w:t>H</w:t>
+      </w:r>
+      <w:r>
+        <w:rPr>
+          <w:rFonts w:hint="eastAsia" w:ascii="Times New Roman" w:hAnsi="Times New Roman" w:eastAsia="Times New Roman" w:cs="Times New Roman"/>
           <w:vertAlign w:val="subscript"/>
         </w:rPr>
         <w:t>2</w:t>
       </w:r>
       <w:r>
         <w:rPr>
-          <w:rFonts w:ascii="Times New Roman" w:hAnsi="Times New Roman" w:eastAsia="Times New Roman" w:cs="Times New Roman"/>
-        </w:rPr>
-        <w:t>) = 0.40/t</w:t>
-      </w:r>
-      <w:r>
-        <w:rPr>
-          <w:rFonts w:ascii="Times New Roman" w:hAnsi="Times New Roman" w:eastAsia="Times New Roman" w:cs="Times New Roman"/>
-          <w:vertAlign w:val="subscript"/>
-        </w:rPr>
-        <w:t>1</w:t>
-      </w:r>
-      <w:r>
-        <w:rPr>
-          <w:rFonts w:ascii="Times New Roman" w:hAnsi="Times New Roman" w:eastAsia="Times New Roman" w:cs="Times New Roman"/>
-        </w:rPr>
-        <w:t xml:space="preserve"> mol L</w:t>
-      </w:r>
-      <w:r>
-        <w:rPr>
-          <w:rFonts w:ascii="Times New Roman" w:hAnsi="Times New Roman" w:eastAsia="Times New Roman" w:cs="Times New Roman"/>
-          <w:vertAlign w:val="superscript"/>
-        </w:rPr>
-        <w:t>-1</w:t>
-      </w:r>
-      <w:r>
-        <w:rPr>
-          <w:rFonts w:ascii="Times New Roman" w:hAnsi="Times New Roman" w:eastAsia="Times New Roman" w:cs="Times New Roman"/>
-        </w:rPr>
-        <w:t xml:space="preserve"> s</w:t>
-      </w:r>
-      <w:r>
-        <w:rPr>
-          <w:rFonts w:ascii="Times New Roman" w:hAnsi="Times New Roman" w:eastAsia="Times New Roman" w:cs="Times New Roman"/>
-          <w:vertAlign w:val="superscript"/>
-        </w:rPr>
-        <w:t>-1</w:t>
+          <w:rFonts w:hint="eastAsia" w:ascii="Times New Roman" w:hAnsi="Times New Roman" w:eastAsia="Times New Roman" w:cs="Times New Roman"/>
+        </w:rPr>
+        <w:t>O，</w:t>
+      </w:r>
+      <w:r>
+        <w:rPr>
+          <w:rFonts w:hint="eastAsia" w:ascii="Times New Roman" w:hAnsi="Times New Roman" w:eastAsia="FangSong" w:cs="Times New Roman"/>
+        </w:rPr>
+        <w:t>达到新平衡时</w:t>
+      </w:r>
+      <w:r>
+        <w:rPr>
+          <w:rFonts w:ascii="Times New Roman" w:hAnsi="Times New Roman" w:eastAsia="Times New Roman" w:cs="Times New Roman"/>
+        </w:rPr>
+        <w:t xml:space="preserve"> CO </w:t>
+      </w:r>
+      <w:r>
+        <w:rPr>
+          <w:rFonts w:hint="eastAsia" w:ascii="Times New Roman" w:hAnsi="Times New Roman" w:eastAsia="FangSong" w:cs="Times New Roman"/>
+        </w:rPr>
+        <w:t xml:space="preserve">转化率减小</w:t>
       </w:r>
       <w:r>
         <w:rPr>
@@ -772,196 +975,8 @@
     <w:p>
       <w:pPr>
         <w:pStyle w:val="BodyText"/>
-        <w:spacing w:before="120"/>
+        <w:spacing w:before="0" w:after="0"/>
         <w:ind w:left="480" w:hanging="480"/>
-        <w:spacing w:before="0" w:after="0"/>
-      </w:pPr>
-      <w:r>
-        <w:rPr>
-          <w:rFonts w:ascii="Times New Roman" w:hAnsi="Times New Roman" w:eastAsia="Times New Roman" w:cs="Times New Roman"/>
-        </w:rPr>
-        <w:t xml:space="preserve">B. </w:t>
-      </w:r>
-      <w:r>
-        <w:rPr>
-          <w:rFonts w:hint="eastAsia" w:ascii="Times New Roman" w:hAnsi="Times New Roman" w:eastAsia="FangSong" w:cs="Times New Roman"/>
-        </w:rPr>
-        <w:t>其他条件不变</w:t>
-      </w:r>
-      <w:r>
-        <w:rPr>
-          <w:rFonts w:hint="eastAsia" w:ascii="Times New Roman" w:hAnsi="Times New Roman" w:eastAsia="Times New Roman" w:cs="Times New Roman"/>
-        </w:rPr>
-        <w:t>，</w:t>
-      </w:r>
-      <w:r>
-        <w:rPr>
-          <w:rFonts w:hint="eastAsia" w:ascii="Times New Roman" w:hAnsi="Times New Roman" w:eastAsia="FangSong" w:cs="Times New Roman"/>
-        </w:rPr>
-        <w:t>向平衡体系再通入</w:t>
-      </w:r>
-      <w:r>
-        <w:rPr>
-          <w:rFonts w:ascii="Times New Roman" w:hAnsi="Times New Roman" w:eastAsia="Times New Roman" w:cs="Times New Roman"/>
-        </w:rPr>
-        <w:t xml:space="preserve"> 0.20 mol CO、0.20 mol H</w:t>
-      </w:r>
-      <w:r>
-        <w:rPr>
-          <w:rFonts w:ascii="Times New Roman" w:hAnsi="Times New Roman" w:eastAsia="Times New Roman" w:cs="Times New Roman"/>
-          <w:vertAlign w:val="subscript"/>
-        </w:rPr>
-        <w:t>2</w:t>
-      </w:r>
-      <w:r>
-        <w:rPr>
-          <w:rFonts w:ascii="Times New Roman" w:hAnsi="Times New Roman" w:eastAsia="Times New Roman" w:cs="Times New Roman"/>
-        </w:rPr>
-        <w:t xml:space="preserve">O </w:t>
-      </w:r>
-      <w:r>
-        <w:rPr>
-          <w:rFonts w:hint="eastAsia" w:ascii="Times New Roman" w:hAnsi="Times New Roman" w:eastAsia="FangSong" w:cs="Times New Roman"/>
-        </w:rPr>
-        <w:t xml:space="preserve">和</w:t>
-      </w:r>
-      <w:r>
-        <w:rPr>
-          <w:rFonts w:ascii="Times New Roman" w:hAnsi="Times New Roman" w:eastAsia="Times New Roman" w:cs="Times New Roman"/>
-        </w:rPr>
-        <w:t xml:space="preserve"> 0.60 mol </w:t>
-      </w:r>
-      <w:r>
-        <w:rPr>
-          <w:rFonts w:hint="eastAsia" w:ascii="Times New Roman" w:hAnsi="Times New Roman" w:eastAsia="Times New Roman" w:cs="Times New Roman"/>
-        </w:rPr>
-        <w:t>H</w:t>
-      </w:r>
-      <w:r>
-        <w:rPr>
-          <w:rFonts w:hint="eastAsia" w:ascii="Times New Roman" w:hAnsi="Times New Roman" w:eastAsia="Times New Roman" w:cs="Times New Roman"/>
-          <w:vertAlign w:val="subscript"/>
-        </w:rPr>
-        <w:t>2</w:t>
-      </w:r>
-      <w:r>
-        <w:rPr>
-          <w:rFonts w:hint="eastAsia" w:ascii="Times New Roman" w:hAnsi="Times New Roman" w:eastAsia="Times New Roman" w:cs="Times New Roman"/>
-        </w:rPr>
-        <w:t>，</w:t>
-      </w:r>
-      <w:r>
-        <w:rPr>
-          <w:rFonts w:hint="eastAsia" w:ascii="Times New Roman" w:hAnsi="Times New Roman" w:eastAsia="FangSong" w:cs="Times New Roman"/>
-        </w:rPr>
-        <w:t>平衡不移动</w:t>
-      </w:r>
-      <w:r>
-        <w:rPr>
-          <w:rFonts w:ascii="Times New Roman" w:hAnsi="Times New Roman" w:eastAsia="Times New Roman" w:cs="Times New Roman"/>
-        </w:rPr>
-        <w:t xml:space="preserve"> </w:t>
-      </w:r>
-      <w:r>
-        <w:rPr>
-          <w:rFonts w:ascii="Times New Roman" w:hAnsi="Times New Roman" w:eastAsia="Times New Roman" w:cs="Times New Roman"/>
-        </w:rPr>
-        <w:t xml:space="preserve">- </w:t>
-      </w:r>
-    </w:p>
-    <w:p>
-      <w:pPr>
-        <w:pStyle w:val="BodyText"/>
-        <w:spacing w:before="120"/>
-        <w:ind w:left="480" w:hanging="480"/>
-        <w:spacing w:before="0" w:after="0"/>
-      </w:pPr>
-      <w:r>
-        <w:rPr>
-          <w:rFonts w:ascii="Times New Roman" w:hAnsi="Times New Roman" w:eastAsia="Times New Roman" w:cs="Times New Roman"/>
-        </w:rPr>
-        <w:t xml:space="preserve">C. </w:t>
-      </w:r>
-      <w:r>
-        <w:rPr>
-          <w:rFonts w:hint="eastAsia" w:ascii="Times New Roman" w:hAnsi="Times New Roman" w:eastAsia="FangSong" w:cs="Times New Roman"/>
-        </w:rPr>
-        <w:t>其他条件不变</w:t>
-      </w:r>
-      <w:r>
-        <w:rPr>
-          <w:rFonts w:hint="eastAsia" w:ascii="Times New Roman" w:hAnsi="Times New Roman" w:eastAsia="Times New Roman" w:cs="Times New Roman"/>
-        </w:rPr>
-        <w:t>，</w:t>
-      </w:r>
-      <w:r>
-        <w:rPr>
-          <w:rFonts w:hint="eastAsia" w:ascii="Times New Roman" w:hAnsi="Times New Roman" w:eastAsia="FangSong" w:cs="Times New Roman"/>
-        </w:rPr>
-        <w:t>向平衡体系再通入</w:t>
-      </w:r>
-      <w:r>
-        <w:rPr>
-          <w:rFonts w:ascii="Times New Roman" w:hAnsi="Times New Roman" w:eastAsia="Times New Roman" w:cs="Times New Roman"/>
-        </w:rPr>
-        <w:t xml:space="preserve"> 0.20 mol </w:t>
-      </w:r>
-      <w:r>
-        <w:rPr>
-          <w:rFonts w:hint="eastAsia" w:ascii="Times New Roman" w:hAnsi="Times New Roman" w:eastAsia="Times New Roman" w:cs="Times New Roman"/>
-        </w:rPr>
-        <w:t>H</w:t>
-      </w:r>
-      <w:r>
-        <w:rPr>
-          <w:rFonts w:hint="eastAsia" w:ascii="Times New Roman" w:hAnsi="Times New Roman" w:eastAsia="Times New Roman" w:cs="Times New Roman"/>
-          <w:vertAlign w:val="subscript"/>
-        </w:rPr>
-        <w:t>2</w:t>
-      </w:r>
-      <w:r>
-        <w:rPr>
-          <w:rFonts w:hint="eastAsia" w:ascii="Times New Roman" w:hAnsi="Times New Roman" w:eastAsia="Times New Roman" w:cs="Times New Roman"/>
-        </w:rPr>
-        <w:t>O，</w:t>
-      </w:r>
-      <w:r>
-        <w:rPr>
-          <w:rFonts w:hint="eastAsia" w:ascii="Times New Roman" w:hAnsi="Times New Roman" w:eastAsia="FangSong" w:cs="Times New Roman"/>
-        </w:rPr>
-        <w:t>达到新平衡时</w:t>
-      </w:r>
-      <w:r>
-        <w:rPr>
-          <w:rFonts w:ascii="Times New Roman" w:hAnsi="Times New Roman" w:eastAsia="Times New Roman" w:cs="Times New Roman"/>
-        </w:rPr>
-        <w:t xml:space="preserve"> CO </w:t>
-      </w:r>
-      <w:r>
-        <w:rPr>
-          <w:rFonts w:hint="eastAsia" w:ascii="Times New Roman" w:hAnsi="Times New Roman" w:eastAsia="FangSong" w:cs="Times New Roman"/>
-        </w:rPr>
-        <w:t xml:space="preserve">转化率减小</w:t>
-      </w:r>
-      <w:r>
-        <w:rPr>
-          <w:rFonts w:ascii="Times New Roman" w:hAnsi="Times New Roman" w:eastAsia="Times New Roman" w:cs="Times New Roman"/>
-        </w:rPr>
-        <w:t xml:space="preserve"> </w:t>
-      </w:r>
-      <w:r>
-        <w:rPr>
-          <w:rFonts w:ascii="Times New Roman" w:hAnsi="Times New Roman" w:eastAsia="Times New Roman" w:cs="Times New Roman"/>
-        </w:rPr>
-        <w:t xml:space="preserve">- </w:t>
-      </w:r>
-    </w:p>
-    <w:p>
-      <w:pPr>
-        <w:pStyle w:val="BodyText"/>
-        <w:spacing w:before="120"/>
-        <w:ind w:left="480" w:hanging="480"/>
-        <w:spacing w:before="0" w:after="180"/>
       </w:pPr>
       <w:r>
         <w:rPr>
@@ -1165,8 +1180,8 @@
     <w:p>
       <w:pPr>
         <w:pStyle w:val="BodyText"/>
+        <w:spacing w:before="0" w:after="0"/>
         <w:ind w:left="480" w:hanging="480"/>
-        <w:spacing w:after="0"/>
       </w:pPr>
       <w:r>
         <w:rPr>
@@ -1277,20 +1292,75 @@
     <w:p>
       <w:pPr>
         <w:pStyle w:val="BodyText"/>
+        <w:spacing w:before="0" w:after="0"/>
         <w:ind w:left="480" w:hanging="480"/>
+      </w:pPr>
+      <w:r>
+        <w:rPr>
+          <w:rFonts w:ascii="Times New Roman" w:hAnsi="Times New Roman" w:eastAsia="Times New Roman" w:cs="Times New Roman"/>
+        </w:rPr>
+        <w:t xml:space="preserve">A. </w:t>
+      </w:r>
+      <w:r>
+        <w:rPr>
+          <w:rFonts w:hint="eastAsia" w:ascii="Times New Roman" w:hAnsi="Times New Roman" w:eastAsia="FangSong" w:cs="Times New Roman"/>
+        </w:rPr>
+        <w:t>在恒容条件下</w:t>
+      </w:r>
+      <w:r>
+        <w:rPr>
+          <w:rFonts w:hint="eastAsia" w:ascii="Times New Roman" w:hAnsi="Times New Roman" w:eastAsia="Times New Roman" w:cs="Times New Roman"/>
+        </w:rPr>
+        <w:t>，</w:t>
+      </w:r>
+      <w:r>
+        <w:rPr>
+          <w:rFonts w:hint="eastAsia" w:ascii="Times New Roman" w:hAnsi="Times New Roman" w:eastAsia="FangSong" w:cs="Times New Roman"/>
+        </w:rPr>
+        <w:t>向平衡体系中充入惰性气体</w:t>
+      </w:r>
+      <w:r>
+        <w:rPr>
+          <w:rFonts w:hint="eastAsia" w:ascii="Times New Roman" w:hAnsi="Times New Roman" w:eastAsia="Times New Roman" w:cs="Times New Roman"/>
+        </w:rPr>
+        <w:t>，</w:t>
+      </w:r>
+      <w:r>
+        <w:rPr>
+          <w:rFonts w:hint="eastAsia" w:ascii="Times New Roman" w:hAnsi="Times New Roman" w:eastAsia="FangSong" w:cs="Times New Roman"/>
+        </w:rPr>
+        <w:t>平衡不移动</w:t>
+      </w:r>
+      <w:r>
+        <w:rPr>
+          <w:rFonts w:ascii="Times New Roman" w:hAnsi="Times New Roman" w:eastAsia="Times New Roman" w:cs="Times New Roman"/>
+        </w:rPr>
+        <w:t xml:space="preserve"> </w:t>
+      </w:r>
+      <w:r>
+        <w:rPr>
+          <w:rFonts w:ascii="Times New Roman" w:hAnsi="Times New Roman" w:eastAsia="Times New Roman" w:cs="Times New Roman"/>
+        </w:rPr>
+        <w:t xml:space="preserve">- </w:t>
+      </w:r>
+    </w:p>
+    <w:p>
+      <w:pPr>
+        <w:pStyle w:val="BodyText"/>
         <w:spacing w:before="0" w:after="0"/>
-      </w:pPr>
-      <w:r>
-        <w:rPr>
-          <w:rFonts w:ascii="Times New Roman" w:hAnsi="Times New Roman" w:eastAsia="Times New Roman" w:cs="Times New Roman"/>
-        </w:rPr>
-        <w:t xml:space="preserve">A. </w:t>
-      </w:r>
-      <w:r>
-        <w:rPr>
-          <w:rFonts w:hint="eastAsia" w:ascii="Times New Roman" w:hAnsi="Times New Roman" w:eastAsia="FangSong" w:cs="Times New Roman"/>
-        </w:rPr>
-        <w:t>在恒容条件下</w:t>
+        <w:ind w:left="480" w:hanging="480"/>
+      </w:pPr>
+      <w:r>
+        <w:rPr>
+          <w:rFonts w:ascii="Times New Roman" w:hAnsi="Times New Roman" w:eastAsia="Times New Roman" w:cs="Times New Roman"/>
+        </w:rPr>
+        <w:t xml:space="preserve">B. </w:t>
+      </w:r>
+      <w:r>
+        <w:rPr>
+          <w:rFonts w:hint="eastAsia" w:ascii="Times New Roman" w:hAnsi="Times New Roman" w:eastAsia="FangSong" w:cs="Times New Roman"/>
+        </w:rPr>
+        <w:t>在恒压条件下</w:t>
       </w:r>
       <w:r>
         <w:rPr>
@@ -1302,19 +1372,7 @@
         <w:rPr>
           <w:rFonts w:hint="eastAsia" w:ascii="Times New Roman" w:hAnsi="Times New Roman" w:eastAsia="FangSong" w:cs="Times New Roman"/>
         </w:rPr>
-        <w:t>向平衡体系中充入惰性气体</w:t>
-      </w:r>
-      <w:r>
-        <w:rPr>
-          <w:rFonts w:hint="eastAsia" w:ascii="Times New Roman" w:hAnsi="Times New Roman" w:eastAsia="Times New Roman" w:cs="Times New Roman"/>
-        </w:rPr>
-        <w:t>，</w:t>
-      </w:r>
-      <w:r>
-        <w:rPr>
-          <w:rFonts w:hint="eastAsia" w:ascii="Times New Roman" w:hAnsi="Times New Roman" w:eastAsia="FangSong" w:cs="Times New Roman"/>
-        </w:rPr>
-        <w:t>平衡不移动</w:t>
+        <w:t>向平衡体系中加入</w:t>
       </w:r>
       <w:r>
         <w:rPr>
@@ -1324,6 +1382,50 @@
       </w:r>
       <w:r>
         <w:rPr>
+          <w:rFonts w:hint="eastAsia" w:ascii="Times New Roman" w:hAnsi="Times New Roman" w:eastAsia="Times New Roman" w:cs="Times New Roman"/>
+        </w:rPr>
+        <w:t>H</w:t>
+      </w:r>
+      <w:r>
+        <w:rPr>
+          <w:rFonts w:hint="eastAsia" w:ascii="Times New Roman" w:hAnsi="Times New Roman" w:eastAsia="Times New Roman" w:cs="Times New Roman"/>
+          <w:vertAlign w:val="subscript"/>
+        </w:rPr>
+        <w:t>2</w:t>
+      </w:r>
+      <w:r>
+        <w:rPr>
+          <w:rFonts w:hint="eastAsia" w:ascii="Times New Roman" w:hAnsi="Times New Roman" w:eastAsia="Times New Roman" w:cs="Times New Roman"/>
+        </w:rPr>
+        <w:t>，BaSO</w:t>
+      </w:r>
+      <w:r>
+        <w:rPr>
+          <w:rFonts w:hint="eastAsia" w:ascii="Times New Roman" w:hAnsi="Times New Roman" w:eastAsia="Times New Roman" w:cs="Times New Roman"/>
+          <w:vertAlign w:val="subscript"/>
+        </w:rPr>
+        <w:t>4</w:t>
+      </w:r>
+      <w:r>
+        <w:rPr>
+          <w:rFonts w:ascii="Times New Roman" w:hAnsi="Times New Roman" w:eastAsia="Times New Roman" w:cs="Times New Roman"/>
+        </w:rPr>
+        <w:t xml:space="preserve"> </w:t>
+      </w:r>
+      <w:r>
+        <w:rPr>
+          <w:rFonts w:hint="eastAsia" w:ascii="Times New Roman" w:hAnsi="Times New Roman" w:eastAsia="FangSong" w:cs="Times New Roman"/>
+        </w:rPr>
+        <w:t xml:space="preserve">的转化率不变</w:t>
+      </w:r>
+      <w:r>
+        <w:rPr>
+          <w:rFonts w:ascii="Times New Roman" w:hAnsi="Times New Roman" w:eastAsia="Times New Roman" w:cs="Times New Roman"/>
+        </w:rPr>
+        <w:t xml:space="preserve"> </w:t>
+      </w:r>
+      <w:r>
+        <w:rPr>
           <w:rFonts w:ascii="Times New Roman" w:hAnsi="Times New Roman" w:eastAsia="Times New Roman" w:cs="Times New Roman"/>
         </w:rPr>
         <w:t xml:space="preserve">- </w:t>
@@ -1332,126 +1434,39 @@
     <w:p>
       <w:pPr>
         <w:pStyle w:val="BodyText"/>
+        <w:spacing w:before="0" w:after="0"/>
         <w:ind w:left="480" w:hanging="480"/>
+      </w:pPr>
+      <w:r>
+        <w:rPr>
+          <w:rFonts w:ascii="Times New Roman" w:hAnsi="Times New Roman" w:eastAsia="Times New Roman" w:cs="Times New Roman"/>
+        </w:rPr>
+        <w:t xml:space="preserve">C. </w:t>
+      </w:r>
+      <w:r>
+        <w:rPr>
+          <w:rFonts w:hint="eastAsia" w:ascii="Times New Roman" w:hAnsi="Times New Roman" w:eastAsia="FangSong" w:cs="Times New Roman"/>
+        </w:rPr>
+        <w:t xml:space="preserve">混合气体的物质的量不再发生变化可说明反应达到平衡</w:t>
+      </w:r>
+      <w:r>
+        <w:rPr>
+          <w:rFonts w:ascii="Times New Roman" w:hAnsi="Times New Roman" w:eastAsia="Times New Roman" w:cs="Times New Roman"/>
+        </w:rPr>
+        <w:t xml:space="preserve"> </w:t>
+      </w:r>
+      <w:r>
+        <w:rPr>
+          <w:rFonts w:ascii="Times New Roman" w:hAnsi="Times New Roman" w:eastAsia="Times New Roman" w:cs="Times New Roman"/>
+        </w:rPr>
+        <w:t xml:space="preserve">- </w:t>
+      </w:r>
+    </w:p>
+    <w:p>
+      <w:pPr>
+        <w:pStyle w:val="BodyText"/>
         <w:spacing w:before="0" w:after="0"/>
-      </w:pPr>
-      <w:r>
-        <w:rPr>
-          <w:rFonts w:ascii="Times New Roman" w:hAnsi="Times New Roman" w:eastAsia="Times New Roman" w:cs="Times New Roman"/>
-        </w:rPr>
-        <w:t xml:space="preserve">B. </w:t>
-      </w:r>
-      <w:r>
-        <w:rPr>
-          <w:rFonts w:hint="eastAsia" w:ascii="Times New Roman" w:hAnsi="Times New Roman" w:eastAsia="FangSong" w:cs="Times New Roman"/>
-        </w:rPr>
-        <w:t>在恒压条件下</w:t>
-      </w:r>
-      <w:r>
-        <w:rPr>
-          <w:rFonts w:hint="eastAsia" w:ascii="Times New Roman" w:hAnsi="Times New Roman" w:eastAsia="Times New Roman" w:cs="Times New Roman"/>
-        </w:rPr>
-        <w:t>，</w:t>
-      </w:r>
-      <w:r>
-        <w:rPr>
-          <w:rFonts w:hint="eastAsia" w:ascii="Times New Roman" w:hAnsi="Times New Roman" w:eastAsia="FangSong" w:cs="Times New Roman"/>
-        </w:rPr>
-        <w:t>向平衡体系中加入</w:t>
-      </w:r>
-      <w:r>
-        <w:rPr>
-          <w:rFonts w:ascii="Times New Roman" w:hAnsi="Times New Roman" w:eastAsia="Times New Roman" w:cs="Times New Roman"/>
-        </w:rPr>
-        <w:t xml:space="preserve"> </w:t>
-      </w:r>
-      <w:r>
-        <w:rPr>
-          <w:rFonts w:hint="eastAsia" w:ascii="Times New Roman" w:hAnsi="Times New Roman" w:eastAsia="Times New Roman" w:cs="Times New Roman"/>
-        </w:rPr>
-        <w:t>H</w:t>
-      </w:r>
-      <w:r>
-        <w:rPr>
-          <w:rFonts w:hint="eastAsia" w:ascii="Times New Roman" w:hAnsi="Times New Roman" w:eastAsia="Times New Roman" w:cs="Times New Roman"/>
-          <w:vertAlign w:val="subscript"/>
-        </w:rPr>
-        <w:t>2</w:t>
-      </w:r>
-      <w:r>
-        <w:rPr>
-          <w:rFonts w:hint="eastAsia" w:ascii="Times New Roman" w:hAnsi="Times New Roman" w:eastAsia="Times New Roman" w:cs="Times New Roman"/>
-        </w:rPr>
-        <w:t>，BaSO</w:t>
-      </w:r>
-      <w:r>
-        <w:rPr>
-          <w:rFonts w:hint="eastAsia" w:ascii="Times New Roman" w:hAnsi="Times New Roman" w:eastAsia="Times New Roman" w:cs="Times New Roman"/>
-          <w:vertAlign w:val="subscript"/>
-        </w:rPr>
-        <w:t>4</w:t>
-      </w:r>
-      <w:r>
-        <w:rPr>
-          <w:rFonts w:ascii="Times New Roman" w:hAnsi="Times New Roman" w:eastAsia="Times New Roman" w:cs="Times New Roman"/>
-        </w:rPr>
-        <w:t xml:space="preserve"> </w:t>
-      </w:r>
-      <w:r>
-        <w:rPr>
-          <w:rFonts w:hint="eastAsia" w:ascii="Times New Roman" w:hAnsi="Times New Roman" w:eastAsia="FangSong" w:cs="Times New Roman"/>
-        </w:rPr>
-        <w:t xml:space="preserve">的转化率不变</w:t>
-      </w:r>
-      <w:r>
-        <w:rPr>
-          <w:rFonts w:ascii="Times New Roman" w:hAnsi="Times New Roman" w:eastAsia="Times New Roman" w:cs="Times New Roman"/>
-        </w:rPr>
-        <w:t xml:space="preserve"> </w:t>
-      </w:r>
-      <w:r>
-        <w:rPr>
-          <w:rFonts w:ascii="Times New Roman" w:hAnsi="Times New Roman" w:eastAsia="Times New Roman" w:cs="Times New Roman"/>
-        </w:rPr>
-        <w:t xml:space="preserve">- </w:t>
-      </w:r>
-    </w:p>
-    <w:p>
-      <w:pPr>
-        <w:pStyle w:val="BodyText"/>
         <w:ind w:left="480" w:hanging="480"/>
-        <w:spacing w:before="0" w:after="0"/>
-      </w:pPr>
-      <w:r>
-        <w:rPr>
-          <w:rFonts w:ascii="Times New Roman" w:hAnsi="Times New Roman" w:eastAsia="Times New Roman" w:cs="Times New Roman"/>
-        </w:rPr>
-        <w:t xml:space="preserve">C. </w:t>
-      </w:r>
-      <w:r>
-        <w:rPr>
-          <w:rFonts w:hint="eastAsia" w:ascii="Times New Roman" w:hAnsi="Times New Roman" w:eastAsia="FangSong" w:cs="Times New Roman"/>
-        </w:rPr>
-        <w:t xml:space="preserve">混合气体的物质的量不再发生变化可说明反应达到平衡</w:t>
-      </w:r>
-      <w:r>
-        <w:rPr>
-          <w:rFonts w:ascii="Times New Roman" w:hAnsi="Times New Roman" w:eastAsia="Times New Roman" w:cs="Times New Roman"/>
-        </w:rPr>
-        <w:t xml:space="preserve"> </w:t>
-      </w:r>
-      <w:r>
-        <w:rPr>
-          <w:rFonts w:ascii="Times New Roman" w:hAnsi="Times New Roman" w:eastAsia="Times New Roman" w:cs="Times New Roman"/>
-        </w:rPr>
-        <w:t xml:space="preserve">- </w:t>
-      </w:r>
-    </w:p>
-    <w:p>
-      <w:pPr>
-        <w:pStyle w:val="BodyText"/>
-        <w:ind w:left="480" w:hanging="480"/>
-        <w:spacing w:before="0" w:after="180"/>
       </w:pPr>
       <w:r>
         <w:rPr>
@@ -1790,6 +1805,7 @@
     <w:p>
       <w:pPr>
         <w:pStyle w:val="Compact"/>
+        <w:spacing w:before="0" w:after="0"/>
       </w:pPr>
       <w:r>
         <w:rPr>
@@ -1890,6 +1906,7 @@
     <w:p>
       <w:pPr>
         <w:pStyle w:val="Compact"/>
+        <w:spacing w:before="0" w:after="0"/>
       </w:pPr>
       <w:r>
         <w:rPr>
@@ -1919,6 +1936,7 @@
     <w:p>
       <w:pPr>
         <w:pStyle w:val="Compact"/>
+        <w:spacing w:before="0" w:after="0"/>
       </w:pPr>
       <w:r>
         <w:rPr>
@@ -1997,6 +2015,7 @@
     <w:p>
       <w:pPr>
         <w:pStyle w:val="Compact"/>
+        <w:spacing w:before="0" w:after="0"/>
       </w:pPr>
       <w:r>
         <w:rPr>
@@ -2323,8 +2342,8 @@
     <w:p>
       <w:pPr>
         <w:pStyle w:val="FirstParagraph"/>
+        <w:spacing w:before="0" w:after="0"/>
         <w:ind w:left="480" w:hanging="480"/>
-        <w:spacing w:after="0"/>
       </w:pPr>
       <w:r>
         <w:rPr>
@@ -2472,50 +2491,93 @@
     <w:p>
       <w:pPr>
         <w:pStyle w:val="FirstParagraph"/>
+        <w:spacing w:before="0" w:after="0"/>
         <w:ind w:left="480" w:hanging="480"/>
+      </w:pPr>
+      <w:r>
+        <w:rPr>
+          <w:rFonts w:ascii="Times New Roman" w:hAnsi="Times New Roman" w:eastAsia="Times New Roman" w:cs="Times New Roman"/>
+        </w:rPr>
+        <w:t xml:space="preserve">A. </w:t>
+      </w:r>
+      <w:r>
+        <w:rPr>
+          <w:rFonts w:hint="eastAsia" w:ascii="Times New Roman" w:hAnsi="Times New Roman" w:eastAsia="FangSong" w:cs="Times New Roman"/>
+        </w:rPr>
+        <w:t>经实验测定</w:t>
+      </w:r>
+      <w:r>
+        <w:rPr>
+          <w:rFonts w:hint="eastAsia" w:ascii="Times New Roman" w:hAnsi="Times New Roman" w:eastAsia="Times New Roman" w:cs="Times New Roman"/>
+        </w:rPr>
+        <w:t>，</w:t>
+      </w:r>
+      <w:r>
+        <w:rPr>
+          <w:rFonts w:hint="eastAsia" w:ascii="Times New Roman" w:hAnsi="Times New Roman" w:eastAsia="FangSong" w:cs="Times New Roman"/>
+        </w:rPr>
+        <w:t>该物质熔点高达</w:t>
+      </w:r>
+      <w:r>
+        <w:rPr>
+          <w:rFonts w:ascii="Times New Roman" w:hAnsi="Times New Roman" w:eastAsia="Times New Roman" w:cs="Times New Roman"/>
+        </w:rPr>
+        <w:t xml:space="preserve"> 200 </w:t>
+      </w:r>
+      <w:r>
+        <w:rPr>
+          <w:rFonts w:hint="eastAsia" w:ascii="Times New Roman" w:hAnsi="Times New Roman" w:eastAsia="Times New Roman" w:cs="Times New Roman"/>
+        </w:rPr>
+        <w:t>°C，</w:t>
+      </w:r>
+      <w:r>
+        <w:rPr>
+          <w:rFonts w:hint="eastAsia" w:ascii="Times New Roman" w:hAnsi="Times New Roman" w:eastAsia="FangSong" w:cs="Times New Roman"/>
+        </w:rPr>
+        <w:t>其最主要的原因是分子间氢键的作用</w:t>
+      </w:r>
+      <w:r>
+        <w:rPr>
+          <w:rFonts w:ascii="Times New Roman" w:hAnsi="Times New Roman" w:eastAsia="Times New Roman" w:cs="Times New Roman"/>
+        </w:rPr>
+        <w:t xml:space="preserve"> </w:t>
+      </w:r>
+      <w:r>
+        <w:rPr>
+          <w:rFonts w:ascii="Times New Roman" w:hAnsi="Times New Roman" w:eastAsia="Times New Roman" w:cs="Times New Roman"/>
+        </w:rPr>
+        <w:t xml:space="preserve">- </w:t>
+      </w:r>
+    </w:p>
+    <w:p>
+      <w:pPr>
+        <w:pStyle w:val="FirstParagraph"/>
         <w:spacing w:before="0" w:after="0"/>
-      </w:pPr>
-      <w:r>
-        <w:rPr>
-          <w:rFonts w:ascii="Times New Roman" w:hAnsi="Times New Roman" w:eastAsia="Times New Roman" w:cs="Times New Roman"/>
-        </w:rPr>
-        <w:t xml:space="preserve">A. </w:t>
-      </w:r>
-      <w:r>
-        <w:rPr>
-          <w:rFonts w:hint="eastAsia" w:ascii="Times New Roman" w:hAnsi="Times New Roman" w:eastAsia="FangSong" w:cs="Times New Roman"/>
-        </w:rPr>
-        <w:t>经实验测定</w:t>
-      </w:r>
-      <w:r>
-        <w:rPr>
-          <w:rFonts w:hint="eastAsia" w:ascii="Times New Roman" w:hAnsi="Times New Roman" w:eastAsia="Times New Roman" w:cs="Times New Roman"/>
-        </w:rPr>
-        <w:t>，</w:t>
-      </w:r>
-      <w:r>
-        <w:rPr>
-          <w:rFonts w:hint="eastAsia" w:ascii="Times New Roman" w:hAnsi="Times New Roman" w:eastAsia="FangSong" w:cs="Times New Roman"/>
-        </w:rPr>
-        <w:t>该物质熔点高达</w:t>
-      </w:r>
-      <w:r>
-        <w:rPr>
-          <w:rFonts w:ascii="Times New Roman" w:hAnsi="Times New Roman" w:eastAsia="Times New Roman" w:cs="Times New Roman"/>
-        </w:rPr>
-        <w:t xml:space="preserve"> 200 </w:t>
-      </w:r>
-      <w:r>
-        <w:rPr>
-          <w:rFonts w:hint="eastAsia" w:ascii="Times New Roman" w:hAnsi="Times New Roman" w:eastAsia="Times New Roman" w:cs="Times New Roman"/>
-        </w:rPr>
-        <w:t>°C，</w:t>
-      </w:r>
-      <w:r>
-        <w:rPr>
-          <w:rFonts w:hint="eastAsia" w:ascii="Times New Roman" w:hAnsi="Times New Roman" w:eastAsia="FangSong" w:cs="Times New Roman"/>
-        </w:rPr>
-        <w:t>其最主要的原因是分子间氢键的作用</w:t>
+        <w:ind w:left="480" w:hanging="480"/>
+      </w:pPr>
+      <w:r>
+        <w:rPr>
+          <w:rFonts w:ascii="Times New Roman" w:hAnsi="Times New Roman" w:eastAsia="Times New Roman" w:cs="Times New Roman"/>
+        </w:rPr>
+        <w:t xml:space="preserve">B. </w:t>
+      </w:r>
+      <w:r>
+        <w:rPr>
+          <w:rFonts w:hint="eastAsia" w:ascii="Times New Roman" w:hAnsi="Times New Roman" w:eastAsia="FangSong" w:cs="Times New Roman"/>
+        </w:rPr>
+        <w:t xml:space="preserve">植物韧皮的体液的</w:t>
+      </w:r>
+      <w:r>
+        <w:rPr>
+          <w:rFonts w:ascii="Times New Roman" w:hAnsi="Times New Roman" w:eastAsia="Times New Roman" w:cs="Times New Roman"/>
+        </w:rPr>
+        <w:t xml:space="preserve"> pH </w:t>
+      </w:r>
+      <w:r>
+        <w:rPr>
+          <w:rFonts w:hint="eastAsia" w:ascii="Times New Roman" w:hAnsi="Times New Roman" w:eastAsia="FangSong" w:cs="Times New Roman"/>
+        </w:rPr>
+        <w:t xml:space="preserve">约为</w:t>
       </w:r>
       <w:r>
         <w:rPr>
@@ -2525,6 +2587,30 @@
       </w:r>
       <w:r>
         <w:rPr>
+          <w:rFonts w:hint="eastAsia" w:ascii="Times New Roman" w:hAnsi="Times New Roman" w:eastAsia="Times New Roman" w:cs="Times New Roman"/>
+        </w:rPr>
+        <w:t xml:space="preserve">8，Roundup</w:t>
+      </w:r>
+      <w:r>
+        <w:rPr>
+          <w:rFonts w:ascii="Times New Roman" w:hAnsi="Times New Roman" w:eastAsia="Times New Roman" w:cs="Times New Roman"/>
+        </w:rPr>
+        <w:t xml:space="preserve"> </w:t>
+      </w:r>
+      <w:r>
+        <w:rPr>
+          <w:rFonts w:hint="eastAsia" w:ascii="Times New Roman" w:hAnsi="Times New Roman" w:eastAsia="FangSong" w:cs="Times New Roman"/>
+        </w:rPr>
+        <w:t xml:space="preserve">在植物韧皮液中的主要存在形态见原卷</w:t>
+      </w:r>
+      <w:r>
+        <w:rPr>
+          <w:rFonts w:ascii="Times New Roman" w:hAnsi="Times New Roman" w:eastAsia="Times New Roman" w:cs="Times New Roman"/>
+        </w:rPr>
+        <w:t xml:space="preserve"> </w:t>
+      </w:r>
+      <w:r>
+        <w:rPr>
           <w:rFonts w:ascii="Times New Roman" w:hAnsi="Times New Roman" w:eastAsia="Times New Roman" w:cs="Times New Roman"/>
         </w:rPr>
         <w:t xml:space="preserve">- </w:t>
@@ -2533,142 +2619,75 @@
     <w:p>
       <w:pPr>
         <w:pStyle w:val="FirstParagraph"/>
+        <w:spacing w:before="0" w:after="0"/>
         <w:ind w:left="480" w:hanging="480"/>
+      </w:pPr>
+      <w:r>
+        <w:rPr>
+          <w:rFonts w:ascii="Times New Roman" w:hAnsi="Times New Roman" w:eastAsia="Times New Roman" w:cs="Times New Roman"/>
+        </w:rPr>
+        <w:t xml:space="preserve">C. </w:t>
+      </w:r>
+      <w:r>
+        <w:rPr>
+          <w:rFonts w:hint="eastAsia" w:ascii="Times New Roman" w:hAnsi="Times New Roman" w:eastAsia="FangSong" w:cs="Times New Roman"/>
+        </w:rPr>
+        <w:t xml:space="preserve">植物木质部和细胞内液的</w:t>
+      </w:r>
+      <w:r>
+        <w:rPr>
+          <w:rFonts w:ascii="Times New Roman" w:hAnsi="Times New Roman" w:eastAsia="Times New Roman" w:cs="Times New Roman"/>
+        </w:rPr>
+        <w:t xml:space="preserve"> pH </w:t>
+      </w:r>
+      <w:r>
+        <w:rPr>
+          <w:rFonts w:hint="eastAsia" w:ascii="Times New Roman" w:hAnsi="Times New Roman" w:eastAsia="FangSong" w:cs="Times New Roman"/>
+        </w:rPr>
+        <w:t xml:space="preserve">为</w:t>
+      </w:r>
+      <w:r>
+        <w:rPr>
+          <w:rFonts w:ascii="Times New Roman" w:hAnsi="Times New Roman" w:eastAsia="Times New Roman" w:cs="Times New Roman"/>
+        </w:rPr>
+        <w:t xml:space="preserve"> </w:t>
+      </w:r>
+      <w:r>
+        <w:rPr>
+          <w:rFonts w:hint="eastAsia" w:ascii="Times New Roman" w:hAnsi="Times New Roman" w:eastAsia="Times New Roman" w:cs="Times New Roman"/>
+        </w:rPr>
+        <w:t xml:space="preserve">5~6，Roundup</w:t>
+      </w:r>
+      <w:r>
+        <w:rPr>
+          <w:rFonts w:ascii="Times New Roman" w:hAnsi="Times New Roman" w:eastAsia="Times New Roman" w:cs="Times New Roman"/>
+        </w:rPr>
+        <w:t xml:space="preserve"> </w:t>
+      </w:r>
+      <w:r>
+        <w:rPr>
+          <w:rFonts w:hint="eastAsia" w:ascii="Times New Roman" w:hAnsi="Times New Roman" w:eastAsia="FangSong" w:cs="Times New Roman"/>
+        </w:rPr>
+        <w:t xml:space="preserve">在细胞内液中的主要存在形态见原卷</w:t>
+      </w:r>
+      <w:r>
+        <w:rPr>
+          <w:rFonts w:ascii="Times New Roman" w:hAnsi="Times New Roman" w:eastAsia="Times New Roman" w:cs="Times New Roman"/>
+        </w:rPr>
+        <w:t xml:space="preserve"> </w:t>
+      </w:r>
+      <w:r>
+        <w:rPr>
+          <w:rFonts w:ascii="Times New Roman" w:hAnsi="Times New Roman" w:eastAsia="Times New Roman" w:cs="Times New Roman"/>
+        </w:rPr>
+        <w:t xml:space="preserve">- </w:t>
+      </w:r>
+    </w:p>
+    <w:p>
+      <w:pPr>
+        <w:pStyle w:val="FirstParagraph"/>
         <w:spacing w:before="0" w:after="0"/>
-      </w:pPr>
-      <w:r>
-        <w:rPr>
-          <w:rFonts w:ascii="Times New Roman" w:hAnsi="Times New Roman" w:eastAsia="Times New Roman" w:cs="Times New Roman"/>
-        </w:rPr>
-        <w:t xml:space="preserve">B. </w:t>
-      </w:r>
-      <w:r>
-        <w:rPr>
-          <w:rFonts w:hint="eastAsia" w:ascii="Times New Roman" w:hAnsi="Times New Roman" w:eastAsia="FangSong" w:cs="Times New Roman"/>
-        </w:rPr>
-        <w:t xml:space="preserve">植物韧皮的体液的</w:t>
-      </w:r>
-      <w:r>
-        <w:rPr>
-          <w:rFonts w:ascii="Times New Roman" w:hAnsi="Times New Roman" w:eastAsia="Times New Roman" w:cs="Times New Roman"/>
-        </w:rPr>
-        <w:t xml:space="preserve"> pH </w:t>
-      </w:r>
-      <w:r>
-        <w:rPr>
-          <w:rFonts w:hint="eastAsia" w:ascii="Times New Roman" w:hAnsi="Times New Roman" w:eastAsia="FangSong" w:cs="Times New Roman"/>
-        </w:rPr>
-        <w:t xml:space="preserve">约为</w:t>
-      </w:r>
-      <w:r>
-        <w:rPr>
-          <w:rFonts w:ascii="Times New Roman" w:hAnsi="Times New Roman" w:eastAsia="Times New Roman" w:cs="Times New Roman"/>
-        </w:rPr>
-        <w:t xml:space="preserve"> </w:t>
-      </w:r>
-      <w:r>
-        <w:rPr>
-          <w:rFonts w:hint="eastAsia" w:ascii="Times New Roman" w:hAnsi="Times New Roman" w:eastAsia="Times New Roman" w:cs="Times New Roman"/>
-        </w:rPr>
-        <w:t xml:space="preserve">8，Roundup</w:t>
-      </w:r>
-      <w:r>
-        <w:rPr>
-          <w:rFonts w:ascii="Times New Roman" w:hAnsi="Times New Roman" w:eastAsia="Times New Roman" w:cs="Times New Roman"/>
-        </w:rPr>
-        <w:t xml:space="preserve"> </w:t>
-      </w:r>
-      <w:r>
-        <w:rPr>
-          <w:rFonts w:hint="eastAsia" w:ascii="Times New Roman" w:hAnsi="Times New Roman" w:eastAsia="FangSong" w:cs="Times New Roman"/>
-        </w:rPr>
-        <w:t xml:space="preserve">在植物韧皮液中的主要存在形态见原卷</w:t>
-      </w:r>
-      <w:r>
-        <w:rPr>
-          <w:rFonts w:ascii="Times New Roman" w:hAnsi="Times New Roman" w:eastAsia="Times New Roman" w:cs="Times New Roman"/>
-        </w:rPr>
-        <w:t xml:space="preserve"> </w:t>
-      </w:r>
-      <w:r>
-        <w:rPr>
-          <w:rFonts w:ascii="Times New Roman" w:hAnsi="Times New Roman" w:eastAsia="Times New Roman" w:cs="Times New Roman"/>
-        </w:rPr>
-        <w:t xml:space="preserve">- </w:t>
-      </w:r>
-    </w:p>
-    <w:p>
-      <w:pPr>
-        <w:pStyle w:val="FirstParagraph"/>
         <w:ind w:left="480" w:hanging="480"/>
-        <w:spacing w:before="0" w:after="0"/>
-      </w:pPr>
-      <w:r>
-        <w:rPr>
-          <w:rFonts w:ascii="Times New Roman" w:hAnsi="Times New Roman" w:eastAsia="Times New Roman" w:cs="Times New Roman"/>
-        </w:rPr>
-        <w:t xml:space="preserve">C. </w:t>
-      </w:r>
-      <w:r>
-        <w:rPr>
-          <w:rFonts w:hint="eastAsia" w:ascii="Times New Roman" w:hAnsi="Times New Roman" w:eastAsia="FangSong" w:cs="Times New Roman"/>
-        </w:rPr>
-        <w:t xml:space="preserve">植物木质部和细胞内液的</w:t>
-      </w:r>
-      <w:r>
-        <w:rPr>
-          <w:rFonts w:ascii="Times New Roman" w:hAnsi="Times New Roman" w:eastAsia="Times New Roman" w:cs="Times New Roman"/>
-        </w:rPr>
-        <w:t xml:space="preserve"> pH </w:t>
-      </w:r>
-      <w:r>
-        <w:rPr>
-          <w:rFonts w:hint="eastAsia" w:ascii="Times New Roman" w:hAnsi="Times New Roman" w:eastAsia="FangSong" w:cs="Times New Roman"/>
-        </w:rPr>
-        <w:t xml:space="preserve">为</w:t>
-      </w:r>
-      <w:r>
-        <w:rPr>
-          <w:rFonts w:ascii="Times New Roman" w:hAnsi="Times New Roman" w:eastAsia="Times New Roman" w:cs="Times New Roman"/>
-        </w:rPr>
-        <w:t xml:space="preserve"> </w:t>
-      </w:r>
-      <w:r>
-        <w:rPr>
-          <w:rFonts w:hint="eastAsia" w:ascii="Times New Roman" w:hAnsi="Times New Roman" w:eastAsia="Times New Roman" w:cs="Times New Roman"/>
-        </w:rPr>
-        <w:t xml:space="preserve">5~6，Roundup</w:t>
-      </w:r>
-      <w:r>
-        <w:rPr>
-          <w:rFonts w:ascii="Times New Roman" w:hAnsi="Times New Roman" w:eastAsia="Times New Roman" w:cs="Times New Roman"/>
-        </w:rPr>
-        <w:t xml:space="preserve"> </w:t>
-      </w:r>
-      <w:r>
-        <w:rPr>
-          <w:rFonts w:hint="eastAsia" w:ascii="Times New Roman" w:hAnsi="Times New Roman" w:eastAsia="FangSong" w:cs="Times New Roman"/>
-        </w:rPr>
-        <w:t xml:space="preserve">在细胞内液中的主要存在形态见原卷</w:t>
-      </w:r>
-      <w:r>
-        <w:rPr>
-          <w:rFonts w:ascii="Times New Roman" w:hAnsi="Times New Roman" w:eastAsia="Times New Roman" w:cs="Times New Roman"/>
-        </w:rPr>
-        <w:t xml:space="preserve"> </w:t>
-      </w:r>
-      <w:r>
-        <w:rPr>
-          <w:rFonts w:ascii="Times New Roman" w:hAnsi="Times New Roman" w:eastAsia="Times New Roman" w:cs="Times New Roman"/>
-        </w:rPr>
-        <w:t xml:space="preserve">- </w:t>
-      </w:r>
-    </w:p>
-    <w:p>
-      <w:pPr>
-        <w:pStyle w:val="FirstParagraph"/>
-        <w:ind w:left="480" w:hanging="480"/>
-        <w:spacing w:before="0" w:after="180"/>
       </w:pPr>
       <w:r>
         <w:rPr>
@@ -3379,6 +3398,7 @@
     <w:p>
       <w:pPr>
         <w:pStyle w:val="Compact"/>
+        <w:spacing w:before="0" w:after="0"/>
       </w:pPr>
       <w:r>
         <w:rPr>
@@ -3449,6 +3469,7 @@
     <w:p>
       <w:pPr>
         <w:pStyle w:val="Compact"/>
+        <w:spacing w:before="0" w:after="0"/>
       </w:pPr>
       <w:r>
         <w:rPr>
@@ -3499,6 +3520,7 @@
     <w:p>
       <w:pPr>
         <w:pStyle w:val="Compact"/>
+        <w:spacing w:before="0" w:after="0"/>
       </w:pPr>
       <w:r>
         <w:rPr>
@@ -3530,6 +3552,7 @@
     <w:p>
       <w:pPr>
         <w:pStyle w:val="Compact"/>
+        <w:spacing w:before="0" w:after="0"/>
       </w:pPr>
       <w:r>
         <w:rPr>
@@ -3738,8 +3761,8 @@
     <w:p>
       <w:pPr>
         <w:pStyle w:val="BodyText"/>
+        <w:spacing w:before="0" w:after="0"/>
         <w:ind w:left="480" w:hanging="480"/>
-        <w:spacing w:after="0"/>
       </w:pPr>
       <w:r>
         <w:rPr>
@@ -3763,20 +3786,126 @@
     <w:p>
       <w:pPr>
         <w:pStyle w:val="BodyText"/>
+        <w:spacing w:before="0" w:after="0"/>
         <w:ind w:left="480" w:hanging="480"/>
+      </w:pPr>
+      <w:r>
+        <w:rPr>
+          <w:rFonts w:ascii="Times New Roman" w:hAnsi="Times New Roman" w:eastAsia="Times New Roman" w:cs="Times New Roman"/>
+        </w:rPr>
+        <w:t xml:space="preserve">A. </w:t>
+      </w:r>
+      <w:r>
+        <w:rPr>
+          <w:rFonts w:hint="eastAsia" w:ascii="Times New Roman" w:hAnsi="Times New Roman" w:eastAsia="FangSong" w:cs="Times New Roman"/>
+        </w:rPr>
+        <w:t>在相同温度下</w:t>
+      </w:r>
+      <w:r>
+        <w:rPr>
+          <w:rFonts w:hint="eastAsia" w:ascii="Times New Roman" w:hAnsi="Times New Roman" w:eastAsia="Times New Roman" w:cs="Times New Roman"/>
+        </w:rPr>
+        <w:t>，</w:t>
+      </w:r>
+      <w:r>
+        <w:rPr>
+          <w:rFonts w:hint="eastAsia" w:ascii="Times New Roman" w:hAnsi="Times New Roman" w:eastAsia="FangSong" w:cs="Times New Roman"/>
+        </w:rPr>
+        <w:t>氨水和氢氧化钠两溶液中若</w:t>
+      </w:r>
+      <w:r>
+        <w:rPr>
+          <w:rFonts w:ascii="Times New Roman" w:hAnsi="Times New Roman" w:eastAsia="Times New Roman" w:cs="Times New Roman"/>
+        </w:rPr>
+        <w:t xml:space="preserve"> c(NH</w:t>
+      </w:r>
+      <w:r>
+        <w:rPr>
+          <w:rFonts w:ascii="Times New Roman" w:hAnsi="Times New Roman" w:eastAsia="Times New Roman" w:cs="Times New Roman"/>
+          <w:vertAlign w:val="subscript"/>
+        </w:rPr>
+        <w:t>4</w:t>
+      </w:r>
+      <w:r>
+        <w:rPr>
+          <w:rFonts w:ascii="Times New Roman" w:hAnsi="Times New Roman" w:eastAsia="Times New Roman" w:cs="Times New Roman"/>
+          <w:vertAlign w:val="superscript"/>
+        </w:rPr>
+        <w:t>+</w:t>
+      </w:r>
+      <w:r>
+        <w:rPr>
+          <w:rFonts w:ascii="Times New Roman" w:hAnsi="Times New Roman" w:eastAsia="Times New Roman" w:cs="Times New Roman"/>
+        </w:rPr>
+        <w:t xml:space="preserve">) = </w:t>
+      </w:r>
+      <w:r>
+        <w:rPr>
+          <w:rFonts w:hint="eastAsia" w:ascii="Times New Roman" w:hAnsi="Times New Roman" w:eastAsia="Times New Roman" w:cs="Times New Roman"/>
+        </w:rPr>
+        <w:t>c(Na</w:t>
+      </w:r>
+      <w:r>
+        <w:rPr>
+          <w:rFonts w:hint="eastAsia" w:ascii="Times New Roman" w:hAnsi="Times New Roman" w:eastAsia="Times New Roman" w:cs="Times New Roman"/>
+          <w:vertAlign w:val="superscript"/>
+        </w:rPr>
+        <w:t>+</w:t>
+      </w:r>
+      <w:r>
+        <w:rPr>
+          <w:rFonts w:hint="eastAsia" w:ascii="Times New Roman" w:hAnsi="Times New Roman" w:eastAsia="Times New Roman" w:cs="Times New Roman"/>
+        </w:rPr>
+        <w:t>)，</w:t>
+      </w:r>
+      <w:r>
+        <w:rPr>
+          <w:rFonts w:hint="eastAsia" w:ascii="Times New Roman" w:hAnsi="Times New Roman" w:eastAsia="FangSong" w:cs="Times New Roman"/>
+        </w:rPr>
+        <w:t>则两溶液的</w:t>
+      </w:r>
+      <w:r>
+        <w:rPr>
+          <w:rFonts w:ascii="Times New Roman" w:hAnsi="Times New Roman" w:eastAsia="Times New Roman" w:cs="Times New Roman"/>
+        </w:rPr>
+        <w:t xml:space="preserve"> pH </w:t>
+      </w:r>
+      <w:r>
+        <w:rPr>
+          <w:rFonts w:hint="eastAsia" w:ascii="Times New Roman" w:hAnsi="Times New Roman" w:eastAsia="FangSong" w:cs="Times New Roman"/>
+        </w:rPr>
+        <w:t xml:space="preserve">相同</w:t>
+      </w:r>
+      <w:r>
+        <w:rPr>
+          <w:rFonts w:ascii="Times New Roman" w:hAnsi="Times New Roman" w:eastAsia="Times New Roman" w:cs="Times New Roman"/>
+        </w:rPr>
+        <w:t xml:space="preserve"> </w:t>
+      </w:r>
+      <w:r>
+        <w:rPr>
+          <w:rFonts w:ascii="Times New Roman" w:hAnsi="Times New Roman" w:eastAsia="Times New Roman" w:cs="Times New Roman"/>
+        </w:rPr>
+        <w:t xml:space="preserve">- </w:t>
+      </w:r>
+    </w:p>
+    <w:p>
+      <w:pPr>
+        <w:pStyle w:val="BodyText"/>
         <w:spacing w:before="0" w:after="0"/>
-      </w:pPr>
-      <w:r>
-        <w:rPr>
-          <w:rFonts w:ascii="Times New Roman" w:hAnsi="Times New Roman" w:eastAsia="Times New Roman" w:cs="Times New Roman"/>
-        </w:rPr>
-        <w:t xml:space="preserve">A. </w:t>
-      </w:r>
-      <w:r>
-        <w:rPr>
-          <w:rFonts w:hint="eastAsia" w:ascii="Times New Roman" w:hAnsi="Times New Roman" w:eastAsia="FangSong" w:cs="Times New Roman"/>
-        </w:rPr>
-        <w:t>在相同温度下</w:t>
+        <w:ind w:left="480" w:hanging="480"/>
+      </w:pPr>
+      <w:r>
+        <w:rPr>
+          <w:rFonts w:ascii="Times New Roman" w:hAnsi="Times New Roman" w:eastAsia="Times New Roman" w:cs="Times New Roman"/>
+        </w:rPr>
+        <w:t xml:space="preserve">B. </w:t>
+      </w:r>
+      <w:r>
+        <w:rPr>
+          <w:rFonts w:hint="eastAsia" w:ascii="Times New Roman" w:hAnsi="Times New Roman" w:eastAsia="FangSong" w:cs="Times New Roman"/>
+        </w:rPr>
+        <w:t>常温下</w:t>
       </w:r>
       <w:r>
         <w:rPr>
@@ -3788,7 +3917,19 @@
         <w:rPr>
           <w:rFonts w:hint="eastAsia" w:ascii="Times New Roman" w:hAnsi="Times New Roman" w:eastAsia="FangSong" w:cs="Times New Roman"/>
         </w:rPr>
-        <w:t>氨水和氢氧化钠两溶液中若</w:t>
+        <w:t>向氯化铵溶液中滴加氢氧化钠至中性</w:t>
+      </w:r>
+      <w:r>
+        <w:rPr>
+          <w:rFonts w:hint="eastAsia" w:ascii="Times New Roman" w:hAnsi="Times New Roman" w:eastAsia="Times New Roman" w:cs="Times New Roman"/>
+        </w:rPr>
+        <w:t>，</w:t>
+      </w:r>
+      <w:r>
+        <w:rPr>
+          <w:rFonts w:hint="eastAsia" w:ascii="Times New Roman" w:hAnsi="Times New Roman" w:eastAsia="FangSong" w:cs="Times New Roman"/>
+        </w:rPr>
+        <w:t>则</w:t>
       </w:r>
       <w:r>
         <w:rPr>
@@ -3801,7 +3942,26 @@
           <w:rFonts w:ascii="Times New Roman" w:hAnsi="Times New Roman" w:eastAsia="Times New Roman" w:cs="Times New Roman"/>
           <w:vertAlign w:val="subscript"/>
         </w:rPr>
-        <w:t>4</w:t>
+        <w:t>3</w:t>
+      </w:r>
+      <w:r>
+        <w:rPr>
+          <w:rFonts w:ascii="Times New Roman" w:hAnsi="Times New Roman" w:eastAsia="Times New Roman" w:cs="Times New Roman"/>
+        </w:rPr>
+        <w:t>·H</w:t>
+      </w:r>
+      <w:r>
+        <w:rPr>
+          <w:rFonts w:ascii="Times New Roman" w:hAnsi="Times New Roman" w:eastAsia="Times New Roman" w:cs="Times New Roman"/>
+          <w:vertAlign w:val="subscript"/>
+        </w:rPr>
+        <w:t>2</w:t>
+      </w:r>
+      <w:r>
+        <w:rPr>
+          <w:rFonts w:ascii="Times New Roman" w:hAnsi="Times New Roman" w:eastAsia="Times New Roman" w:cs="Times New Roman"/>
+        </w:rPr>
+        <w:t>O) = c(Na</w:t>
       </w:r>
       <w:r>
         <w:rPr>
@@ -3814,44 +3974,143 @@
         <w:rPr>
           <w:rFonts w:ascii="Times New Roman" w:hAnsi="Times New Roman" w:eastAsia="Times New Roman" w:cs="Times New Roman"/>
         </w:rPr>
-        <w:t xml:space="preserve">) = </w:t>
-      </w:r>
-      <w:r>
-        <w:rPr>
-          <w:rFonts w:hint="eastAsia" w:ascii="Times New Roman" w:hAnsi="Times New Roman" w:eastAsia="Times New Roman" w:cs="Times New Roman"/>
-        </w:rPr>
-        <w:t>c(Na</w:t>
-      </w:r>
-      <w:r>
-        <w:rPr>
-          <w:rFonts w:hint="eastAsia" w:ascii="Times New Roman" w:hAnsi="Times New Roman" w:eastAsia="Times New Roman" w:cs="Times New Roman"/>
+        <w:t>)</w:t>
+      </w:r>
+      <w:r>
+        <w:rPr>
+          <w:rFonts w:ascii="Times New Roman" w:hAnsi="Times New Roman" w:eastAsia="Times New Roman" w:cs="Times New Roman"/>
+        </w:rPr>
+        <w:t xml:space="preserve"> </w:t>
+      </w:r>
+      <w:r>
+        <w:rPr>
+          <w:rFonts w:ascii="Times New Roman" w:hAnsi="Times New Roman" w:eastAsia="Times New Roman" w:cs="Times New Roman"/>
+        </w:rPr>
+        <w:t xml:space="preserve">- </w:t>
+      </w:r>
+    </w:p>
+    <w:p>
+      <w:pPr>
+        <w:pStyle w:val="BodyText"/>
+        <w:spacing w:before="0" w:after="0"/>
+        <w:ind w:left="480" w:hanging="480"/>
+      </w:pPr>
+      <w:r>
+        <w:rPr>
+          <w:rFonts w:ascii="Times New Roman" w:hAnsi="Times New Roman" w:eastAsia="Times New Roman" w:cs="Times New Roman"/>
+        </w:rPr>
+        <w:t xml:space="preserve">C. </w:t>
+      </w:r>
+      <w:r>
+        <w:rPr>
+          <w:rFonts w:hint="eastAsia" w:ascii="Times New Roman" w:hAnsi="Times New Roman" w:eastAsia="FangSong" w:cs="Times New Roman"/>
+        </w:rPr>
+        <w:t>常温下</w:t>
+      </w:r>
+      <w:r>
+        <w:rPr>
+          <w:rFonts w:hint="eastAsia" w:ascii="Times New Roman" w:hAnsi="Times New Roman" w:eastAsia="Times New Roman" w:cs="Times New Roman"/>
+        </w:rPr>
+        <w:t>，pH</w:t>
+      </w:r>
+      <w:r>
+        <w:rPr>
+          <w:rFonts w:ascii="Times New Roman" w:hAnsi="Times New Roman" w:eastAsia="Times New Roman" w:cs="Times New Roman"/>
+        </w:rPr>
+        <w:t xml:space="preserve"> = 2 </w:t>
+      </w:r>
+      <w:r>
+        <w:rPr>
+          <w:rFonts w:hint="eastAsia" w:ascii="Times New Roman" w:hAnsi="Times New Roman" w:eastAsia="FangSong" w:cs="Times New Roman"/>
+        </w:rPr>
+        <w:t xml:space="preserve">的</w:t>
+      </w:r>
+      <w:r>
+        <w:rPr>
+          <w:rFonts w:ascii="Times New Roman" w:hAnsi="Times New Roman" w:eastAsia="Times New Roman" w:cs="Times New Roman"/>
+        </w:rPr>
+        <w:t xml:space="preserve"> HA </w:t>
+      </w:r>
+      <w:r>
+        <w:rPr>
+          <w:rFonts w:hint="eastAsia" w:ascii="Times New Roman" w:hAnsi="Times New Roman" w:eastAsia="FangSong" w:cs="Times New Roman"/>
+        </w:rPr>
+        <w:t xml:space="preserve">溶液与</w:t>
+      </w:r>
+      <w:r>
+        <w:rPr>
+          <w:rFonts w:ascii="Times New Roman" w:hAnsi="Times New Roman" w:eastAsia="Times New Roman" w:cs="Times New Roman"/>
+        </w:rPr>
+        <w:t xml:space="preserve"> pH = 12 </w:t>
+      </w:r>
+      <w:r>
+        <w:rPr>
+          <w:rFonts w:hint="eastAsia" w:ascii="Times New Roman" w:hAnsi="Times New Roman" w:eastAsia="FangSong" w:cs="Times New Roman"/>
+        </w:rPr>
+        <w:t xml:space="preserve">的</w:t>
+      </w:r>
+      <w:r>
+        <w:rPr>
+          <w:rFonts w:ascii="Times New Roman" w:hAnsi="Times New Roman" w:eastAsia="Times New Roman" w:cs="Times New Roman"/>
+        </w:rPr>
+        <w:t xml:space="preserve"> BOH </w:t>
+      </w:r>
+      <w:r>
+        <w:rPr>
+          <w:rFonts w:hint="eastAsia" w:ascii="Times New Roman" w:hAnsi="Times New Roman" w:eastAsia="FangSong" w:cs="Times New Roman"/>
+        </w:rPr>
+        <w:t>溶液等体积混合呈酸性</w:t>
+      </w:r>
+      <w:r>
+        <w:rPr>
+          <w:rFonts w:hint="eastAsia" w:ascii="Times New Roman" w:hAnsi="Times New Roman" w:eastAsia="Times New Roman" w:cs="Times New Roman"/>
+        </w:rPr>
+        <w:t>，</w:t>
+      </w:r>
+      <w:r>
+        <w:rPr>
+          <w:rFonts w:hint="eastAsia" w:ascii="Times New Roman" w:hAnsi="Times New Roman" w:eastAsia="FangSong" w:cs="Times New Roman"/>
+        </w:rPr>
+        <w:t>则溶液中存在</w:t>
+      </w:r>
+      <w:r>
+        <w:rPr>
+          <w:rFonts w:ascii="Times New Roman" w:hAnsi="Times New Roman" w:eastAsia="Times New Roman" w:cs="Times New Roman"/>
+        </w:rPr>
+        <w:t xml:space="preserve"> B</w:t>
+      </w:r>
+      <w:r>
+        <w:rPr>
+          <w:rFonts w:ascii="Times New Roman" w:hAnsi="Times New Roman" w:eastAsia="Times New Roman" w:cs="Times New Roman"/>
           <w:vertAlign w:val="superscript"/>
         </w:rPr>
         <w:t>+</w:t>
       </w:r>
       <w:r>
         <w:rPr>
-          <w:rFonts w:hint="eastAsia" w:ascii="Times New Roman" w:hAnsi="Times New Roman" w:eastAsia="Times New Roman" w:cs="Times New Roman"/>
-        </w:rPr>
-        <w:t>)，</w:t>
-      </w:r>
-      <w:r>
-        <w:rPr>
-          <w:rFonts w:hint="eastAsia" w:ascii="Times New Roman" w:hAnsi="Times New Roman" w:eastAsia="FangSong" w:cs="Times New Roman"/>
-        </w:rPr>
-        <w:t>则两溶液的</w:t>
-      </w:r>
-      <w:r>
-        <w:rPr>
-          <w:rFonts w:ascii="Times New Roman" w:hAnsi="Times New Roman" w:eastAsia="Times New Roman" w:cs="Times New Roman"/>
-        </w:rPr>
-        <w:t xml:space="preserve"> pH </w:t>
-      </w:r>
-      <w:r>
-        <w:rPr>
-          <w:rFonts w:hint="eastAsia" w:ascii="Times New Roman" w:hAnsi="Times New Roman" w:eastAsia="FangSong" w:cs="Times New Roman"/>
-        </w:rPr>
-        <w:t xml:space="preserve">相同</w:t>
+          <w:rFonts w:ascii="Times New Roman" w:hAnsi="Times New Roman" w:eastAsia="Times New Roman" w:cs="Times New Roman"/>
+        </w:rPr>
+        <w:t xml:space="preserve"> + H</w:t>
+      </w:r>
+      <w:r>
+        <w:rPr>
+          <w:rFonts w:ascii="Times New Roman" w:hAnsi="Times New Roman" w:eastAsia="Times New Roman" w:cs="Times New Roman"/>
+          <w:vertAlign w:val="subscript"/>
+        </w:rPr>
+        <w:t>2</w:t>
+      </w:r>
+      <w:r>
+        <w:rPr>
+          <w:rFonts w:ascii="Times New Roman" w:hAnsi="Times New Roman" w:eastAsia="Times New Roman" w:cs="Times New Roman"/>
+        </w:rPr>
+        <w:t>O → BOH + H</w:t>
+      </w:r>
+      <w:r>
+        <w:rPr>
+          <w:rFonts w:ascii="Times New Roman" w:hAnsi="Times New Roman" w:eastAsia="Times New Roman" w:cs="Times New Roman"/>
+          <w:vertAlign w:val="superscript"/>
+        </w:rPr>
+        <w:t>+</w:t>
       </w:r>
       <w:r>
         <w:rPr>
@@ -3869,244 +4128,8 @@
     <w:p>
       <w:pPr>
         <w:pStyle w:val="BodyText"/>
+        <w:spacing w:before="0" w:after="0"/>
         <w:ind w:left="480" w:hanging="480"/>
-        <w:spacing w:before="0" w:after="0"/>
-      </w:pPr>
-      <w:r>
-        <w:rPr>
-          <w:rFonts w:ascii="Times New Roman" w:hAnsi="Times New Roman" w:eastAsia="Times New Roman" w:cs="Times New Roman"/>
-        </w:rPr>
-        <w:t xml:space="preserve">B. </w:t>
-      </w:r>
-      <w:r>
-        <w:rPr>
-          <w:rFonts w:hint="eastAsia" w:ascii="Times New Roman" w:hAnsi="Times New Roman" w:eastAsia="FangSong" w:cs="Times New Roman"/>
-        </w:rPr>
-        <w:t>常温下</w:t>
-      </w:r>
-      <w:r>
-        <w:rPr>
-          <w:rFonts w:hint="eastAsia" w:ascii="Times New Roman" w:hAnsi="Times New Roman" w:eastAsia="Times New Roman" w:cs="Times New Roman"/>
-        </w:rPr>
-        <w:t>，</w:t>
-      </w:r>
-      <w:r>
-        <w:rPr>
-          <w:rFonts w:hint="eastAsia" w:ascii="Times New Roman" w:hAnsi="Times New Roman" w:eastAsia="FangSong" w:cs="Times New Roman"/>
-        </w:rPr>
-        <w:t>向氯化铵溶液中滴加氢氧化钠至中性</w:t>
-      </w:r>
-      <w:r>
-        <w:rPr>
-          <w:rFonts w:hint="eastAsia" w:ascii="Times New Roman" w:hAnsi="Times New Roman" w:eastAsia="Times New Roman" w:cs="Times New Roman"/>
-        </w:rPr>
-        <w:t>，</w:t>
-      </w:r>
-      <w:r>
-        <w:rPr>
-          <w:rFonts w:hint="eastAsia" w:ascii="Times New Roman" w:hAnsi="Times New Roman" w:eastAsia="FangSong" w:cs="Times New Roman"/>
-        </w:rPr>
-        <w:t>则</w:t>
-      </w:r>
-      <w:r>
-        <w:rPr>
-          <w:rFonts w:ascii="Times New Roman" w:hAnsi="Times New Roman" w:eastAsia="Times New Roman" w:cs="Times New Roman"/>
-        </w:rPr>
-        <w:t xml:space="preserve"> c(NH</w:t>
-      </w:r>
-      <w:r>
-        <w:rPr>
-          <w:rFonts w:ascii="Times New Roman" w:hAnsi="Times New Roman" w:eastAsia="Times New Roman" w:cs="Times New Roman"/>
-          <w:vertAlign w:val="subscript"/>
-        </w:rPr>
-        <w:t>3</w:t>
-      </w:r>
-      <w:r>
-        <w:rPr>
-          <w:rFonts w:ascii="Times New Roman" w:hAnsi="Times New Roman" w:eastAsia="Times New Roman" w:cs="Times New Roman"/>
-        </w:rPr>
-        <w:t>·H</w:t>
-      </w:r>
-      <w:r>
-        <w:rPr>
-          <w:rFonts w:ascii="Times New Roman" w:hAnsi="Times New Roman" w:eastAsia="Times New Roman" w:cs="Times New Roman"/>
-          <w:vertAlign w:val="subscript"/>
-        </w:rPr>
-        <w:t>2</w:t>
-      </w:r>
-      <w:r>
-        <w:rPr>
-          <w:rFonts w:ascii="Times New Roman" w:hAnsi="Times New Roman" w:eastAsia="Times New Roman" w:cs="Times New Roman"/>
-        </w:rPr>
-        <w:t>O) = c(Na</w:t>
-      </w:r>
-      <w:r>
-        <w:rPr>
-          <w:rFonts w:ascii="Times New Roman" w:hAnsi="Times New Roman" w:eastAsia="Times New Roman" w:cs="Times New Roman"/>
-          <w:vertAlign w:val="superscript"/>
-        </w:rPr>
-        <w:t>+</w:t>
-      </w:r>
-      <w:r>
-        <w:rPr>
-          <w:rFonts w:ascii="Times New Roman" w:hAnsi="Times New Roman" w:eastAsia="Times New Roman" w:cs="Times New Roman"/>
-        </w:rPr>
-        <w:t>)</w:t>
-      </w:r>
-      <w:r>
-        <w:rPr>
-          <w:rFonts w:ascii="Times New Roman" w:hAnsi="Times New Roman" w:eastAsia="Times New Roman" w:cs="Times New Roman"/>
-        </w:rPr>
-        <w:t xml:space="preserve"> </w:t>
-      </w:r>
-      <w:r>
-        <w:rPr>
-          <w:rFonts w:ascii="Times New Roman" w:hAnsi="Times New Roman" w:eastAsia="Times New Roman" w:cs="Times New Roman"/>
-        </w:rPr>
-        <w:t xml:space="preserve">- </w:t>
-      </w:r>
-    </w:p>
-    <w:p>
-      <w:pPr>
-        <w:pStyle w:val="BodyText"/>
-        <w:ind w:left="480" w:hanging="480"/>
-        <w:spacing w:before="0" w:after="0"/>
-      </w:pPr>
-      <w:r>
-        <w:rPr>
-          <w:rFonts w:ascii="Times New Roman" w:hAnsi="Times New Roman" w:eastAsia="Times New Roman" w:cs="Times New Roman"/>
-        </w:rPr>
-        <w:t xml:space="preserve">C. </w:t>
-      </w:r>
-      <w:r>
-        <w:rPr>
-          <w:rFonts w:hint="eastAsia" w:ascii="Times New Roman" w:hAnsi="Times New Roman" w:eastAsia="FangSong" w:cs="Times New Roman"/>
-        </w:rPr>
-        <w:t>常温下</w:t>
-      </w:r>
-      <w:r>
-        <w:rPr>
-          <w:rFonts w:hint="eastAsia" w:ascii="Times New Roman" w:hAnsi="Times New Roman" w:eastAsia="Times New Roman" w:cs="Times New Roman"/>
-        </w:rPr>
-        <w:t>，pH</w:t>
-      </w:r>
-      <w:r>
-        <w:rPr>
-          <w:rFonts w:ascii="Times New Roman" w:hAnsi="Times New Roman" w:eastAsia="Times New Roman" w:cs="Times New Roman"/>
-        </w:rPr>
-        <w:t xml:space="preserve"> = 2 </w:t>
-      </w:r>
-      <w:r>
-        <w:rPr>
-          <w:rFonts w:hint="eastAsia" w:ascii="Times New Roman" w:hAnsi="Times New Roman" w:eastAsia="FangSong" w:cs="Times New Roman"/>
-        </w:rPr>
-        <w:t xml:space="preserve">的</w:t>
-      </w:r>
-      <w:r>
-        <w:rPr>
-          <w:rFonts w:ascii="Times New Roman" w:hAnsi="Times New Roman" w:eastAsia="Times New Roman" w:cs="Times New Roman"/>
-        </w:rPr>
-        <w:t xml:space="preserve"> HA </w:t>
-      </w:r>
-      <w:r>
-        <w:rPr>
-          <w:rFonts w:hint="eastAsia" w:ascii="Times New Roman" w:hAnsi="Times New Roman" w:eastAsia="FangSong" w:cs="Times New Roman"/>
-        </w:rPr>
-        <w:t xml:space="preserve">溶液与</w:t>
-      </w:r>
-      <w:r>
-        <w:rPr>
-          <w:rFonts w:ascii="Times New Roman" w:hAnsi="Times New Roman" w:eastAsia="Times New Roman" w:cs="Times New Roman"/>
-        </w:rPr>
-        <w:t xml:space="preserve"> pH = 12 </w:t>
-      </w:r>
-      <w:r>
-        <w:rPr>
-          <w:rFonts w:hint="eastAsia" w:ascii="Times New Roman" w:hAnsi="Times New Roman" w:eastAsia="FangSong" w:cs="Times New Roman"/>
-        </w:rPr>
-        <w:t xml:space="preserve">的</w:t>
-      </w:r>
-      <w:r>
-        <w:rPr>
-          <w:rFonts w:ascii="Times New Roman" w:hAnsi="Times New Roman" w:eastAsia="Times New Roman" w:cs="Times New Roman"/>
-        </w:rPr>
-        <w:t xml:space="preserve"> BOH </w:t>
-      </w:r>
-      <w:r>
-        <w:rPr>
-          <w:rFonts w:hint="eastAsia" w:ascii="Times New Roman" w:hAnsi="Times New Roman" w:eastAsia="FangSong" w:cs="Times New Roman"/>
-        </w:rPr>
-        <w:t>溶液等体积混合呈酸性</w:t>
-      </w:r>
-      <w:r>
-        <w:rPr>
-          <w:rFonts w:hint="eastAsia" w:ascii="Times New Roman" w:hAnsi="Times New Roman" w:eastAsia="Times New Roman" w:cs="Times New Roman"/>
-        </w:rPr>
-        <w:t>，</w:t>
-      </w:r>
-      <w:r>
-        <w:rPr>
-          <w:rFonts w:hint="eastAsia" w:ascii="Times New Roman" w:hAnsi="Times New Roman" w:eastAsia="FangSong" w:cs="Times New Roman"/>
-        </w:rPr>
-        <w:t>则溶液中存在</w:t>
-      </w:r>
-      <w:r>
-        <w:rPr>
-          <w:rFonts w:ascii="Times New Roman" w:hAnsi="Times New Roman" w:eastAsia="Times New Roman" w:cs="Times New Roman"/>
-        </w:rPr>
-        <w:t xml:space="preserve"> B</w:t>
-      </w:r>
-      <w:r>
-        <w:rPr>
-          <w:rFonts w:ascii="Times New Roman" w:hAnsi="Times New Roman" w:eastAsia="Times New Roman" w:cs="Times New Roman"/>
-          <w:vertAlign w:val="superscript"/>
-        </w:rPr>
-        <w:t>+</w:t>
-      </w:r>
-      <w:r>
-        <w:rPr>
-          <w:rFonts w:ascii="Times New Roman" w:hAnsi="Times New Roman" w:eastAsia="Times New Roman" w:cs="Times New Roman"/>
-        </w:rPr>
-        <w:t xml:space="preserve"> + H</w:t>
-      </w:r>
-      <w:r>
-        <w:rPr>
-          <w:rFonts w:ascii="Times New Roman" w:hAnsi="Times New Roman" w:eastAsia="Times New Roman" w:cs="Times New Roman"/>
-          <w:vertAlign w:val="subscript"/>
-        </w:rPr>
-        <w:t>2</w:t>
-      </w:r>
-      <w:r>
-        <w:rPr>
-          <w:rFonts w:ascii="Times New Roman" w:hAnsi="Times New Roman" w:eastAsia="Times New Roman" w:cs="Times New Roman"/>
-        </w:rPr>
-        <w:t>O → BOH + H</w:t>
-      </w:r>
-      <w:r>
-        <w:rPr>
-          <w:rFonts w:ascii="Times New Roman" w:hAnsi="Times New Roman" w:eastAsia="Times New Roman" w:cs="Times New Roman"/>
-          <w:vertAlign w:val="superscript"/>
-        </w:rPr>
-        <w:t>+</w:t>
-      </w:r>
-      <w:r>
-        <w:rPr>
-          <w:rFonts w:ascii="Times New Roman" w:hAnsi="Times New Roman" w:eastAsia="Times New Roman" w:cs="Times New Roman"/>
-        </w:rPr>
-        <w:t xml:space="preserve"> </w:t>
-      </w:r>
-      <w:r>
-        <w:rPr>
-          <w:rFonts w:ascii="Times New Roman" w:hAnsi="Times New Roman" w:eastAsia="Times New Roman" w:cs="Times New Roman"/>
-        </w:rPr>
-        <w:t xml:space="preserve">- </w:t>
-      </w:r>
-    </w:p>
-    <w:p>
-      <w:pPr>
-        <w:pStyle w:val="BodyText"/>
-        <w:ind w:left="480" w:hanging="480"/>
-        <w:spacing w:before="0" w:after="180"/>
       </w:pPr>
       <w:r>
         <w:rPr>
@@ -4757,8 +4780,8 @@
     <w:p>
       <w:pPr>
         <w:pStyle w:val="BodyText"/>
+        <w:spacing w:before="0" w:after="0"/>
         <w:ind w:left="480" w:hanging="480"/>
-        <w:spacing w:after="0"/>
       </w:pPr>
       <w:r>
         <w:rPr>
@@ -5067,21 +5090,133 @@
     <w:p>
       <w:pPr>
         <w:pStyle w:val="BodyText"/>
+        <w:spacing w:before="0" w:after="0"/>
         <w:ind w:left="480" w:hanging="480"/>
+      </w:pPr>
+      <w:r>
+        <w:rPr>
+          <w:rFonts w:ascii="Times New Roman" w:hAnsi="Times New Roman" w:eastAsia="Times New Roman" w:cs="Times New Roman"/>
+        </w:rPr>
+        <w:t>A. Al</w:t>
+      </w:r>
+      <w:r>
+        <w:rPr>
+          <w:rFonts w:ascii="Times New Roman" w:hAnsi="Times New Roman" w:eastAsia="Times New Roman" w:cs="Times New Roman"/>
+          <w:vertAlign w:val="subscript"/>
+        </w:rPr>
+        <w:t>13</w:t>
+      </w:r>
+      <w:r>
+        <w:rPr>
+          <w:rFonts w:ascii="Times New Roman" w:hAnsi="Times New Roman" w:eastAsia="Times New Roman" w:cs="Times New Roman"/>
+        </w:rPr>
+        <w:t xml:space="preserve"> </w:t>
+      </w:r>
+      <w:r>
+        <w:rPr>
+          <w:rFonts w:hint="eastAsia" w:ascii="Times New Roman" w:hAnsi="Times New Roman" w:eastAsia="FangSong" w:cs="Times New Roman"/>
+        </w:rPr>
+        <w:t>具有氧化性</w:t>
+      </w:r>
+      <w:r>
+        <w:rPr>
+          <w:rFonts w:hint="eastAsia" w:ascii="Times New Roman" w:hAnsi="Times New Roman" w:eastAsia="Times New Roman" w:cs="Times New Roman"/>
+        </w:rPr>
+        <w:t>，Al</w:t>
+      </w:r>
+      <w:r>
+        <w:rPr>
+          <w:rFonts w:hint="eastAsia" w:ascii="Times New Roman" w:hAnsi="Times New Roman" w:eastAsia="Times New Roman" w:cs="Times New Roman"/>
+          <w:vertAlign w:val="subscript"/>
+        </w:rPr>
+        <w:t>14</w:t>
+      </w:r>
+      <w:r>
+        <w:rPr>
+          <w:rFonts w:ascii="Times New Roman" w:hAnsi="Times New Roman" w:eastAsia="Times New Roman" w:cs="Times New Roman"/>
+        </w:rPr>
+        <w:t xml:space="preserve"> </w:t>
+      </w:r>
+      <w:r>
+        <w:rPr>
+          <w:rFonts w:hint="eastAsia" w:ascii="Times New Roman" w:hAnsi="Times New Roman" w:eastAsia="FangSong" w:cs="Times New Roman"/>
+        </w:rPr>
+        <w:t xml:space="preserve">具有还原性</w:t>
+      </w:r>
+      <w:r>
+        <w:rPr>
+          <w:rFonts w:ascii="Times New Roman" w:hAnsi="Times New Roman" w:eastAsia="Times New Roman" w:cs="Times New Roman"/>
+        </w:rPr>
+        <w:t xml:space="preserve"> </w:t>
+      </w:r>
+      <w:r>
+        <w:rPr>
+          <w:rFonts w:ascii="Times New Roman" w:hAnsi="Times New Roman" w:eastAsia="Times New Roman" w:cs="Times New Roman"/>
+        </w:rPr>
+        <w:t xml:space="preserve">- </w:t>
+      </w:r>
+    </w:p>
+    <w:p>
+      <w:pPr>
+        <w:pStyle w:val="BodyText"/>
         <w:spacing w:before="0" w:after="0"/>
-      </w:pPr>
-      <w:r>
-        <w:rPr>
-          <w:rFonts w:ascii="Times New Roman" w:hAnsi="Times New Roman" w:eastAsia="Times New Roman" w:cs="Times New Roman"/>
-        </w:rPr>
-        <w:t>A. Al</w:t>
+        <w:ind w:left="480" w:hanging="480"/>
+      </w:pPr>
+      <w:r>
+        <w:rPr>
+          <w:rFonts w:ascii="Times New Roman" w:hAnsi="Times New Roman" w:eastAsia="Times New Roman" w:cs="Times New Roman"/>
+        </w:rPr>
+        <w:t xml:space="preserve">B. Al </w:t>
+      </w:r>
+      <w:r>
+        <w:rPr>
+          <w:rFonts w:hint="eastAsia" w:ascii="Times New Roman" w:hAnsi="Times New Roman" w:eastAsia="FangSong" w:cs="Times New Roman"/>
+        </w:rPr>
+        <w:t xml:space="preserve">的电负性比</w:t>
+      </w:r>
+      <w:r>
+        <w:rPr>
+          <w:rFonts w:ascii="Times New Roman" w:hAnsi="Times New Roman" w:eastAsia="Times New Roman" w:cs="Times New Roman"/>
+        </w:rPr>
+        <w:t xml:space="preserve"> Mg </w:t>
+      </w:r>
+      <w:r>
+        <w:rPr>
+          <w:rFonts w:hint="eastAsia" w:ascii="Times New Roman" w:hAnsi="Times New Roman" w:eastAsia="FangSong" w:cs="Times New Roman"/>
+        </w:rPr>
+        <w:t xml:space="preserve">小</w:t>
+      </w:r>
+      <w:r>
+        <w:rPr>
+          <w:rFonts w:ascii="Times New Roman" w:hAnsi="Times New Roman" w:eastAsia="Times New Roman" w:cs="Times New Roman"/>
+        </w:rPr>
+        <w:t xml:space="preserve"> </w:t>
+      </w:r>
+      <w:r>
+        <w:rPr>
+          <w:rFonts w:ascii="Times New Roman" w:hAnsi="Times New Roman" w:eastAsia="Times New Roman" w:cs="Times New Roman"/>
+        </w:rPr>
+        <w:t>- </w:t>
+      </w:r>
+    </w:p>
+    <w:p>
+      <w:pPr>
+        <w:pStyle w:val="BodyText"/>
+        <w:spacing w:before="0" w:after="0"/>
+        <w:ind w:left="480" w:hanging="480"/>
+      </w:pPr>
+      <w:r>
+        <w:rPr>
+          <w:rFonts w:ascii="Times New Roman" w:hAnsi="Times New Roman" w:eastAsia="Times New Roman" w:cs="Times New Roman"/>
+        </w:rPr>
+        <w:t>C. Al</w:t>
       </w:r>
       <w:r>
         <w:rPr>
           <w:rFonts w:ascii="Times New Roman" w:hAnsi="Times New Roman" w:eastAsia="Times New Roman" w:cs="Times New Roman"/>
           <w:vertAlign w:val="subscript"/>
         </w:rPr>
-        <w:t>13</w:t>
+        <w:t>14</w:t>
       </w:r>
       <w:r>
         <w:rPr>
@@ -5093,17 +5228,29 @@
         <w:rPr>
           <w:rFonts w:hint="eastAsia" w:ascii="Times New Roman" w:hAnsi="Times New Roman" w:eastAsia="FangSong" w:cs="Times New Roman"/>
         </w:rPr>
-        <w:t>具有氧化性</w:t>
-      </w:r>
-      <w:r>
-        <w:rPr>
-          <w:rFonts w:hint="eastAsia" w:ascii="Times New Roman" w:hAnsi="Times New Roman" w:eastAsia="Times New Roman" w:cs="Times New Roman"/>
-        </w:rPr>
-        <w:t>，Al</w:t>
-      </w:r>
-      <w:r>
-        <w:rPr>
-          <w:rFonts w:hint="eastAsia" w:ascii="Times New Roman" w:hAnsi="Times New Roman" w:eastAsia="Times New Roman" w:cs="Times New Roman"/>
+        <w:t xml:space="preserve">可与</w:t>
+      </w:r>
+      <w:r>
+        <w:rPr>
+          <w:rFonts w:ascii="Times New Roman" w:hAnsi="Times New Roman" w:eastAsia="Times New Roman" w:cs="Times New Roman"/>
+        </w:rPr>
+        <w:t xml:space="preserve"> Mg </w:t>
+      </w:r>
+      <w:r>
+        <w:rPr>
+          <w:rFonts w:hint="eastAsia" w:ascii="Times New Roman" w:hAnsi="Times New Roman" w:eastAsia="FangSong" w:cs="Times New Roman"/>
+        </w:rPr>
+        <w:t xml:space="preserve">形成</w:t>
+      </w:r>
+      <w:r>
+        <w:rPr>
+          <w:rFonts w:ascii="Times New Roman" w:hAnsi="Times New Roman" w:eastAsia="Times New Roman" w:cs="Times New Roman"/>
+        </w:rPr>
+        <w:t xml:space="preserve"> MgAl</w:t>
+      </w:r>
+      <w:r>
+        <w:rPr>
+          <w:rFonts w:ascii="Times New Roman" w:hAnsi="Times New Roman" w:eastAsia="Times New Roman" w:cs="Times New Roman"/>
           <w:vertAlign w:val="subscript"/>
         </w:rPr>
         <w:t>14</w:t>
@@ -5116,140 +5263,16 @@
       </w:r>
       <w:r>
         <w:rPr>
-          <w:rFonts w:hint="eastAsia" w:ascii="Times New Roman" w:hAnsi="Times New Roman" w:eastAsia="FangSong" w:cs="Times New Roman"/>
-        </w:rPr>
-        <w:t xml:space="preserve">具有还原性</w:t>
-      </w:r>
-      <w:r>
-        <w:rPr>
-          <w:rFonts w:ascii="Times New Roman" w:hAnsi="Times New Roman" w:eastAsia="Times New Roman" w:cs="Times New Roman"/>
-        </w:rPr>
-        <w:t xml:space="preserve"> </w:t>
-      </w:r>
-      <w:r>
-        <w:rPr>
-          <w:rFonts w:ascii="Times New Roman" w:hAnsi="Times New Roman" w:eastAsia="Times New Roman" w:cs="Times New Roman"/>
-        </w:rPr>
-        <w:t xml:space="preserve">- </w:t>
+          <w:rFonts w:ascii="Times New Roman" w:hAnsi="Times New Roman" w:eastAsia="Times New Roman" w:cs="Times New Roman"/>
+        </w:rPr>
+        <w:t>- </w:t>
       </w:r>
     </w:p>
     <w:p>
       <w:pPr>
         <w:pStyle w:val="BodyText"/>
+        <w:spacing w:before="0" w:after="0"/>
         <w:ind w:left="480" w:hanging="480"/>
-        <w:spacing w:before="0" w:after="0"/>
-      </w:pPr>
-      <w:r>
-        <w:rPr>
-          <w:rFonts w:ascii="Times New Roman" w:hAnsi="Times New Roman" w:eastAsia="Times New Roman" w:cs="Times New Roman"/>
-        </w:rPr>
-        <w:t xml:space="preserve">B. Al </w:t>
-      </w:r>
-      <w:r>
-        <w:rPr>
-          <w:rFonts w:hint="eastAsia" w:ascii="Times New Roman" w:hAnsi="Times New Roman" w:eastAsia="FangSong" w:cs="Times New Roman"/>
-        </w:rPr>
-        <w:t xml:space="preserve">的电负性比</w:t>
-      </w:r>
-      <w:r>
-        <w:rPr>
-          <w:rFonts w:ascii="Times New Roman" w:hAnsi="Times New Roman" w:eastAsia="Times New Roman" w:cs="Times New Roman"/>
-        </w:rPr>
-        <w:t xml:space="preserve"> Mg </w:t>
-      </w:r>
-      <w:r>
-        <w:rPr>
-          <w:rFonts w:hint="eastAsia" w:ascii="Times New Roman" w:hAnsi="Times New Roman" w:eastAsia="FangSong" w:cs="Times New Roman"/>
-        </w:rPr>
-        <w:t xml:space="preserve">小</w:t>
-      </w:r>
-      <w:r>
-        <w:rPr>
-          <w:rFonts w:ascii="Times New Roman" w:hAnsi="Times New Roman" w:eastAsia="Times New Roman" w:cs="Times New Roman"/>
-        </w:rPr>
-        <w:t xml:space="preserve"> </w:t>
-      </w:r>
-      <w:r>
-        <w:rPr>
-          <w:rFonts w:ascii="Times New Roman" w:hAnsi="Times New Roman" w:eastAsia="Times New Roman" w:cs="Times New Roman"/>
-        </w:rPr>
-        <w:t>- </w:t>
-      </w:r>
-    </w:p>
-    <w:p>
-      <w:pPr>
-        <w:pStyle w:val="BodyText"/>
-        <w:ind w:left="480" w:hanging="480"/>
-        <w:spacing w:before="0" w:after="0"/>
-      </w:pPr>
-      <w:r>
-        <w:rPr>
-          <w:rFonts w:ascii="Times New Roman" w:hAnsi="Times New Roman" w:eastAsia="Times New Roman" w:cs="Times New Roman"/>
-        </w:rPr>
-        <w:t>C. Al</w:t>
-      </w:r>
-      <w:r>
-        <w:rPr>
-          <w:rFonts w:ascii="Times New Roman" w:hAnsi="Times New Roman" w:eastAsia="Times New Roman" w:cs="Times New Roman"/>
-          <w:vertAlign w:val="subscript"/>
-        </w:rPr>
-        <w:t>14</w:t>
-      </w:r>
-      <w:r>
-        <w:rPr>
-          <w:rFonts w:ascii="Times New Roman" w:hAnsi="Times New Roman" w:eastAsia="Times New Roman" w:cs="Times New Roman"/>
-        </w:rPr>
-        <w:t xml:space="preserve"> </w:t>
-      </w:r>
-      <w:r>
-        <w:rPr>
-          <w:rFonts w:hint="eastAsia" w:ascii="Times New Roman" w:hAnsi="Times New Roman" w:eastAsia="FangSong" w:cs="Times New Roman"/>
-        </w:rPr>
-        <w:t xml:space="preserve">可与</w:t>
-      </w:r>
-      <w:r>
-        <w:rPr>
-          <w:rFonts w:ascii="Times New Roman" w:hAnsi="Times New Roman" w:eastAsia="Times New Roman" w:cs="Times New Roman"/>
-        </w:rPr>
-        <w:t xml:space="preserve"> Mg </w:t>
-      </w:r>
-      <w:r>
-        <w:rPr>
-          <w:rFonts w:hint="eastAsia" w:ascii="Times New Roman" w:hAnsi="Times New Roman" w:eastAsia="FangSong" w:cs="Times New Roman"/>
-        </w:rPr>
-        <w:t xml:space="preserve">形成</w:t>
-      </w:r>
-      <w:r>
-        <w:rPr>
-          <w:rFonts w:ascii="Times New Roman" w:hAnsi="Times New Roman" w:eastAsia="Times New Roman" w:cs="Times New Roman"/>
-        </w:rPr>
-        <w:t xml:space="preserve"> MgAl</w:t>
-      </w:r>
-      <w:r>
-        <w:rPr>
-          <w:rFonts w:ascii="Times New Roman" w:hAnsi="Times New Roman" w:eastAsia="Times New Roman" w:cs="Times New Roman"/>
-          <w:vertAlign w:val="subscript"/>
-        </w:rPr>
-        <w:t>14</w:t>
-      </w:r>
-      <w:r>
-        <w:rPr>
-          <w:rFonts w:ascii="Times New Roman" w:hAnsi="Times New Roman" w:eastAsia="Times New Roman" w:cs="Times New Roman"/>
-        </w:rPr>
-        <w:t xml:space="preserve"> </w:t>
-      </w:r>
-      <w:r>
-        <w:rPr>
-          <w:rFonts w:ascii="Times New Roman" w:hAnsi="Times New Roman" w:eastAsia="Times New Roman" w:cs="Times New Roman"/>
-        </w:rPr>
-        <w:t>- </w:t>
-      </w:r>
-    </w:p>
-    <w:p>
-      <w:pPr>
-        <w:pStyle w:val="BodyText"/>
-        <w:ind w:left="480" w:hanging="480"/>
-        <w:spacing w:before="0" w:after="180"/>
       </w:pPr>
       <w:r>
         <w:rPr>
@@ -5638,6 +5661,7 @@
     <w:p>
       <w:pPr>
         <w:pStyle w:val="Compact"/>
+        <w:spacing w:before="0" w:after="0"/>
       </w:pPr>
       <w:r>
         <w:rPr>
@@ -5687,6 +5711,7 @@
     <w:p>
       <w:pPr>
         <w:pStyle w:val="Compact"/>
+        <w:spacing w:before="0" w:after="0"/>
       </w:pPr>
       <w:r>
         <w:rPr>
@@ -5735,6 +5760,7 @@
     <w:p>
       <w:pPr>
         <w:pStyle w:val="Compact"/>
+        <w:spacing w:before="0" w:after="0"/>
       </w:pPr>
       <w:r>
         <w:rPr>
@@ -5820,6 +5846,7 @@
     <w:p>
       <w:pPr>
         <w:pStyle w:val="Compact"/>
+        <w:spacing w:before="0" w:after="0"/>
       </w:pPr>
       <w:r>
         <w:rPr>
@@ -6222,6 +6249,7 @@
     <w:p>
       <w:pPr>
         <w:pStyle w:val="Compact"/>
+        <w:spacing w:before="0" w:after="0"/>
       </w:pPr>
       <w:r>
         <w:rPr>
@@ -6245,6 +6273,7 @@
     <w:p>
       <w:pPr>
         <w:pStyle w:val="Compact"/>
+        <w:spacing w:before="0" w:after="0"/>
       </w:pPr>
       <w:r>
         <w:rPr>
@@ -6300,6 +6329,7 @@
     <w:p>
       <w:pPr>
         <w:pStyle w:val="Compact"/>
+        <w:spacing w:before="0" w:after="0"/>
       </w:pPr>
       <w:r>
         <w:rPr>
@@ -6317,6 +6347,7 @@
     <w:p>
       <w:pPr>
         <w:pStyle w:val="Compact"/>
+        <w:spacing w:before="0" w:after="0"/>
       </w:pPr>
       <w:r>
         <w:rPr>
@@ -7624,6 +7655,7 @@
     <w:p>
       <w:pPr>
         <w:pStyle w:val="Compact"/>
+        <w:spacing w:before="0" w:after="0"/>
       </w:pPr>
       <w:r>
         <w:rPr>
@@ -7647,6 +7679,7 @@
     <w:p>
       <w:pPr>
         <w:pStyle w:val="Compact"/>
+        <w:spacing w:before="0" w:after="0"/>
       </w:pPr>
       <w:r>
         <w:rPr>
@@ -7694,6 +7727,7 @@
     <w:p>
       <w:pPr>
         <w:pStyle w:val="Compact"/>
+        <w:spacing w:before="0" w:after="0"/>
       </w:pPr>
       <w:r>
         <w:rPr>
@@ -7723,6 +7757,7 @@
     <w:p>
       <w:pPr>
         <w:pStyle w:val="Compact"/>
+        <w:spacing w:before="0" w:after="0"/>
       </w:pPr>
       <w:r>
         <w:rPr>
@@ -8082,8 +8117,8 @@
     <w:p>
       <w:pPr>
         <w:pStyle w:val="FirstParagraph"/>
+        <w:spacing w:before="0" w:after="0"/>
         <w:ind w:left="480" w:hanging="480"/>
-        <w:spacing w:after="0"/>
       </w:pPr>
       <w:r>
         <w:rPr>
@@ -8191,20 +8226,57 @@
     <w:p>
       <w:pPr>
         <w:pStyle w:val="FirstParagraph"/>
+        <w:spacing w:before="0" w:after="0"/>
         <w:ind w:left="480" w:hanging="480"/>
+      </w:pPr>
+      <w:r>
+        <w:rPr>
+          <w:rFonts w:ascii="Times New Roman" w:hAnsi="Times New Roman" w:eastAsia="Times New Roman" w:cs="Times New Roman"/>
+        </w:rPr>
+        <w:t xml:space="preserve">A. </w:t>
+      </w:r>
+      <w:r>
+        <w:rPr>
+          <w:rFonts w:hint="eastAsia" w:ascii="Times New Roman" w:hAnsi="Times New Roman" w:eastAsia="FangSong" w:cs="Times New Roman"/>
+        </w:rPr>
+        <w:t xml:space="preserve">该晶体的密度计算式见原卷</w:t>
+      </w:r>
+      <w:r>
+        <w:rPr>
+          <w:rFonts w:ascii="Times New Roman" w:hAnsi="Times New Roman" w:eastAsia="Times New Roman" w:cs="Times New Roman"/>
+        </w:rPr>
+        <w:t xml:space="preserve"> </w:t>
+      </w:r>
+      <w:r>
+        <w:rPr>
+          <w:rFonts w:ascii="Times New Roman" w:hAnsi="Times New Roman" w:eastAsia="Times New Roman" w:cs="Times New Roman"/>
+        </w:rPr>
+        <w:t xml:space="preserve">- </w:t>
+      </w:r>
+    </w:p>
+    <w:p>
+      <w:pPr>
+        <w:pStyle w:val="FirstParagraph"/>
         <w:spacing w:before="0" w:after="0"/>
-      </w:pPr>
-      <w:r>
-        <w:rPr>
-          <w:rFonts w:ascii="Times New Roman" w:hAnsi="Times New Roman" w:eastAsia="Times New Roman" w:cs="Times New Roman"/>
-        </w:rPr>
-        <w:t xml:space="preserve">A. </w:t>
-      </w:r>
-      <w:r>
-        <w:rPr>
-          <w:rFonts w:hint="eastAsia" w:ascii="Times New Roman" w:hAnsi="Times New Roman" w:eastAsia="FangSong" w:cs="Times New Roman"/>
-        </w:rPr>
-        <w:t xml:space="preserve">该晶体的密度计算式见原卷</w:t>
+        <w:ind w:left="480" w:hanging="480"/>
+      </w:pPr>
+      <w:r>
+        <w:rPr>
+          <w:rFonts w:ascii="Times New Roman" w:hAnsi="Times New Roman" w:eastAsia="Times New Roman" w:cs="Times New Roman"/>
+        </w:rPr>
+        <w:t xml:space="preserve">B. B </w:t>
+      </w:r>
+      <w:r>
+        <w:rPr>
+          <w:rFonts w:hint="eastAsia" w:ascii="Times New Roman" w:hAnsi="Times New Roman" w:eastAsia="FangSong" w:cs="Times New Roman"/>
+        </w:rPr>
+        <w:t xml:space="preserve">点原子的分数坐标为</w:t>
+      </w:r>
+      <w:r>
+        <w:rPr>
+          <w:rFonts w:ascii="Times New Roman" w:hAnsi="Times New Roman" w:eastAsia="Times New Roman" w:cs="Times New Roman"/>
+        </w:rPr>
+        <w:t xml:space="preserve"> (0, 0, r)</w:t>
       </w:r>
       <w:r>
         <w:rPr>
@@ -8222,45 +8294,8 @@
     <w:p>
       <w:pPr>
         <w:pStyle w:val="FirstParagraph"/>
+        <w:spacing w:before="0" w:after="0"/>
         <w:ind w:left="480" w:hanging="480"/>
-        <w:spacing w:before="0" w:after="0"/>
-      </w:pPr>
-      <w:r>
-        <w:rPr>
-          <w:rFonts w:ascii="Times New Roman" w:hAnsi="Times New Roman" w:eastAsia="Times New Roman" w:cs="Times New Roman"/>
-        </w:rPr>
-        <w:t xml:space="preserve">B. B </w:t>
-      </w:r>
-      <w:r>
-        <w:rPr>
-          <w:rFonts w:hint="eastAsia" w:ascii="Times New Roman" w:hAnsi="Times New Roman" w:eastAsia="FangSong" w:cs="Times New Roman"/>
-        </w:rPr>
-        <w:t xml:space="preserve">点原子的分数坐标为</w:t>
-      </w:r>
-      <w:r>
-        <w:rPr>
-          <w:rFonts w:ascii="Times New Roman" w:hAnsi="Times New Roman" w:eastAsia="Times New Roman" w:cs="Times New Roman"/>
-        </w:rPr>
-        <w:t xml:space="preserve"> (0, 0, r)</w:t>
-      </w:r>
-      <w:r>
-        <w:rPr>
-          <w:rFonts w:ascii="Times New Roman" w:hAnsi="Times New Roman" w:eastAsia="Times New Roman" w:cs="Times New Roman"/>
-        </w:rPr>
-        <w:t xml:space="preserve"> </w:t>
-      </w:r>
-      <w:r>
-        <w:rPr>
-          <w:rFonts w:ascii="Times New Roman" w:hAnsi="Times New Roman" w:eastAsia="Times New Roman" w:cs="Times New Roman"/>
-        </w:rPr>
-        <w:t xml:space="preserve">- </w:t>
-      </w:r>
-    </w:p>
-    <w:p>
-      <w:pPr>
-        <w:pStyle w:val="FirstParagraph"/>
-        <w:ind w:left="480" w:hanging="480"/>
-        <w:spacing w:before="0" w:after="180"/>
       </w:pPr>
       <w:r>
         <w:rPr>
@@ -9192,6 +9227,7 @@
     <w:p>
       <w:pPr>
         <w:pStyle w:val="Compact"/>
+        <w:spacing w:before="0" w:after="0"/>
       </w:pPr>
       <w:r>
         <w:rPr>
@@ -9221,6 +9257,7 @@
     <w:p>
       <w:pPr>
         <w:pStyle w:val="Compact"/>
+        <w:spacing w:before="0" w:after="0"/>
       </w:pPr>
       <w:r>
         <w:rPr>
@@ -9268,6 +9305,7 @@
     <w:p>
       <w:pPr>
         <w:pStyle w:val="Compact"/>
+        <w:spacing w:before="0" w:after="0"/>
       </w:pPr>
       <w:r>
         <w:rPr>
@@ -9309,6 +9347,7 @@
     <w:p>
       <w:pPr>
         <w:pStyle w:val="Compact"/>
+        <w:spacing w:before="0" w:after="0"/>
       </w:pPr>
       <w:r>
         <w:rPr>
@@ -9841,6 +9880,7 @@
     <w:p>
       <w:pPr>
         <w:pStyle w:val="Compact"/>
+        <w:spacing w:before="0" w:after="0"/>
       </w:pPr>
       <w:r>
         <w:rPr>
@@ -9870,6 +9910,7 @@
     <w:p>
       <w:pPr>
         <w:pStyle w:val="Compact"/>
+        <w:spacing w:before="0" w:after="0"/>
       </w:pPr>
       <w:r>
         <w:rPr>
@@ -9911,6 +9952,7 @@
     <w:p>
       <w:pPr>
         <w:pStyle w:val="Compact"/>
+        <w:spacing w:before="0" w:after="0"/>
       </w:pPr>
       <w:r>
         <w:rPr>
@@ -9952,6 +9994,7 @@
     <w:p>
       <w:pPr>
         <w:pStyle w:val="Compact"/>
+        <w:spacing w:before="0" w:after="0"/>
       </w:pPr>
       <w:r>
         <w:rPr>
@@ -10676,6 +10719,7 @@
     <w:p>
       <w:pPr>
         <w:pStyle w:val="Compact"/>
+        <w:spacing w:before="0" w:after="0"/>
       </w:pPr>
       <w:r>
         <w:rPr>
@@ -10718,6 +10762,7 @@
     <w:p>
       <w:pPr>
         <w:pStyle w:val="Compact"/>
+        <w:spacing w:before="0" w:after="0"/>
       </w:pPr>
       <w:r>
         <w:rPr>
@@ -10748,6 +10793,7 @@
     <w:p>
       <w:pPr>
         <w:pStyle w:val="Compact"/>
+        <w:spacing w:before="0" w:after="0"/>
       </w:pPr>
       <w:r>
         <w:rPr>
@@ -10827,6 +10873,7 @@
     <w:p>
       <w:pPr>
         <w:pStyle w:val="Compact"/>
+        <w:spacing w:before="0" w:after="0"/>
       </w:pPr>
       <w:r>
         <w:rPr>
@@ -11857,8 +11904,8 @@
     <w:p>
       <w:pPr>
         <w:pStyle w:val="BodyText"/>
+        <w:spacing w:before="0" w:after="0"/>
         <w:ind w:left="480" w:hanging="480"/>
-        <w:spacing w:after="0"/>
       </w:pPr>
       <w:r>
         <w:rPr>
@@ -12178,47 +12225,47 @@
     <w:p>
       <w:pPr>
         <w:pStyle w:val="BodyText"/>
+        <w:spacing w:before="0" w:after="0"/>
         <w:ind w:left="480" w:hanging="480"/>
+      </w:pPr>
+      <w:r>
+        <w:rPr>
+          <w:rFonts w:ascii="Times New Roman" w:hAnsi="Times New Roman" w:eastAsia="Times New Roman" w:cs="Times New Roman"/>
+        </w:rPr>
+        <w:t xml:space="preserve">A. 4:3　　</w:t>
+      </w:r>
+    </w:p>
+    <w:p>
+      <w:pPr>
+        <w:pStyle w:val="BodyText"/>
         <w:spacing w:before="0" w:after="0"/>
-      </w:pPr>
-      <w:r>
-        <w:rPr>
-          <w:rFonts w:ascii="Times New Roman" w:hAnsi="Times New Roman" w:eastAsia="Times New Roman" w:cs="Times New Roman"/>
-        </w:rPr>
-        <w:t xml:space="preserve">A. 4:3　　</w:t>
+        <w:ind w:left="480" w:hanging="480"/>
+      </w:pPr>
+      <w:r>
+        <w:rPr>
+          <w:rFonts w:ascii="Times New Roman" w:hAnsi="Times New Roman" w:eastAsia="Times New Roman" w:cs="Times New Roman"/>
+        </w:rPr>
+        <w:t xml:space="preserve">B. 3:4　　</w:t>
       </w:r>
     </w:p>
     <w:p>
       <w:pPr>
         <w:pStyle w:val="BodyText"/>
+        <w:spacing w:before="0" w:after="0"/>
         <w:ind w:left="480" w:hanging="480"/>
+      </w:pPr>
+      <w:r>
+        <w:rPr>
+          <w:rFonts w:ascii="Times New Roman" w:hAnsi="Times New Roman" w:eastAsia="Times New Roman" w:cs="Times New Roman"/>
+        </w:rPr>
+        <w:t xml:space="preserve">C. 4:4　　</w:t>
+      </w:r>
+    </w:p>
+    <w:p>
+      <w:pPr>
+        <w:pStyle w:val="BodyText"/>
         <w:spacing w:before="0" w:after="0"/>
-      </w:pPr>
-      <w:r>
-        <w:rPr>
-          <w:rFonts w:ascii="Times New Roman" w:hAnsi="Times New Roman" w:eastAsia="Times New Roman" w:cs="Times New Roman"/>
-        </w:rPr>
-        <w:t xml:space="preserve">B. 3:4　　</w:t>
-      </w:r>
-    </w:p>
-    <w:p>
-      <w:pPr>
-        <w:pStyle w:val="BodyText"/>
         <w:ind w:left="480" w:hanging="480"/>
-        <w:spacing w:before="0" w:after="0"/>
-      </w:pPr>
-      <w:r>
-        <w:rPr>
-          <w:rFonts w:ascii="Times New Roman" w:hAnsi="Times New Roman" w:eastAsia="Times New Roman" w:cs="Times New Roman"/>
-        </w:rPr>
-        <w:t xml:space="preserve">C. 4:4　　</w:t>
-      </w:r>
-    </w:p>
-    <w:p>
-      <w:pPr>
-        <w:pStyle w:val="BodyText"/>
-        <w:ind w:left="480" w:hanging="480"/>
-        <w:spacing w:before="0" w:after="180"/>
       </w:pPr>
       <w:r>
         <w:rPr>
@@ -12380,8 +12427,8 @@
     <w:p>
       <w:pPr>
         <w:pStyle w:val="BodyText"/>
+        <w:spacing w:before="0" w:after="0"/>
         <w:ind w:left="480" w:hanging="480"/>
-        <w:spacing w:after="0"/>
       </w:pPr>
       <w:r>
         <w:rPr>
@@ -12621,20 +12668,141 @@
     <w:p>
       <w:pPr>
         <w:pStyle w:val="BodyText"/>
+        <w:spacing w:before="0" w:after="0"/>
         <w:ind w:left="480" w:hanging="480"/>
+      </w:pPr>
+      <w:r>
+        <w:rPr>
+          <w:rFonts w:ascii="Times New Roman" w:hAnsi="Times New Roman" w:eastAsia="Times New Roman" w:cs="Times New Roman"/>
+        </w:rPr>
+        <w:t xml:space="preserve">A. </w:t>
+      </w:r>
+      <w:r>
+        <w:rPr>
+          <w:rFonts w:hint="eastAsia" w:ascii="Times New Roman" w:hAnsi="Times New Roman" w:eastAsia="FangSong" w:cs="Times New Roman"/>
+        </w:rPr>
+        <w:t>该方法的原理是利用碘与二氧化硫反应</w:t>
+      </w:r>
+      <w:r>
+        <w:rPr>
+          <w:rFonts w:hint="eastAsia" w:ascii="Times New Roman" w:hAnsi="Times New Roman" w:eastAsia="Times New Roman" w:cs="Times New Roman"/>
+        </w:rPr>
+        <w:t>，</w:t>
+      </w:r>
+      <w:r>
+        <w:rPr>
+          <w:rFonts w:hint="eastAsia" w:ascii="Times New Roman" w:hAnsi="Times New Roman" w:eastAsia="FangSong" w:cs="Times New Roman"/>
+        </w:rPr>
+        <w:t>离子方程式为</w:t>
+      </w:r>
+      <w:r>
+        <w:rPr>
+          <w:rFonts w:hint="eastAsia" w:ascii="Times New Roman" w:hAnsi="Times New Roman" w:eastAsia="Times New Roman" w:cs="Times New Roman"/>
+        </w:rPr>
+        <w:t>：I</w:t>
+      </w:r>
+      <w:r>
+        <w:rPr>
+          <w:rFonts w:hint="eastAsia" w:ascii="Times New Roman" w:hAnsi="Times New Roman" w:eastAsia="Times New Roman" w:cs="Times New Roman"/>
+          <w:vertAlign w:val="subscript"/>
+        </w:rPr>
+        <w:t>2</w:t>
+      </w:r>
+      <w:r>
+        <w:rPr>
+          <w:rFonts w:ascii="Times New Roman" w:hAnsi="Times New Roman" w:eastAsia="Times New Roman" w:cs="Times New Roman"/>
+        </w:rPr>
+        <w:t xml:space="preserve"> + SO</w:t>
+      </w:r>
+      <w:r>
+        <w:rPr>
+          <w:rFonts w:ascii="Times New Roman" w:hAnsi="Times New Roman" w:eastAsia="Times New Roman" w:cs="Times New Roman"/>
+          <w:vertAlign w:val="subscript"/>
+        </w:rPr>
+        <w:t>2</w:t>
+      </w:r>
+      <w:r>
+        <w:rPr>
+          <w:rFonts w:ascii="Times New Roman" w:hAnsi="Times New Roman" w:eastAsia="Times New Roman" w:cs="Times New Roman"/>
+        </w:rPr>
+        <w:t xml:space="preserve"> + 2 H</w:t>
+      </w:r>
+      <w:r>
+        <w:rPr>
+          <w:rFonts w:ascii="Times New Roman" w:hAnsi="Times New Roman" w:eastAsia="Times New Roman" w:cs="Times New Roman"/>
+          <w:vertAlign w:val="subscript"/>
+        </w:rPr>
+        <w:t>2</w:t>
+      </w:r>
+      <w:r>
+        <w:rPr>
+          <w:rFonts w:ascii="Times New Roman" w:hAnsi="Times New Roman" w:eastAsia="Times New Roman" w:cs="Times New Roman"/>
+        </w:rPr>
+        <w:t>O → 2 H</w:t>
+      </w:r>
+      <w:r>
+        <w:rPr>
+          <w:rFonts w:ascii="Times New Roman" w:hAnsi="Times New Roman" w:eastAsia="Times New Roman" w:cs="Times New Roman"/>
+          <w:vertAlign w:val="superscript"/>
+        </w:rPr>
+        <w:t>+</w:t>
+      </w:r>
+      <w:r>
+        <w:rPr>
+          <w:rFonts w:ascii="Times New Roman" w:hAnsi="Times New Roman" w:eastAsia="Times New Roman" w:cs="Times New Roman"/>
+        </w:rPr>
+        <w:t xml:space="preserve"> + SO</w:t>
+      </w:r>
+      <w:r>
+        <w:rPr>
+          <w:rFonts w:ascii="Times New Roman" w:hAnsi="Times New Roman" w:eastAsia="Times New Roman" w:cs="Times New Roman"/>
+          <w:vertAlign w:val="subscript"/>
+        </w:rPr>
+        <w:t>4</w:t>
+      </w:r>
+      <w:r>
+        <w:rPr>
+          <w:rFonts w:ascii="Times New Roman" w:hAnsi="Times New Roman" w:eastAsia="Times New Roman" w:cs="Times New Roman"/>
+          <w:vertAlign w:val="superscript"/>
+        </w:rPr>
+        <w:t>2-</w:t>
+      </w:r>
+      <w:r>
+        <w:rPr>
+          <w:rFonts w:ascii="Times New Roman" w:hAnsi="Times New Roman" w:eastAsia="Times New Roman" w:cs="Times New Roman"/>
+        </w:rPr>
+        <w:t xml:space="preserve"> + 2 HI</w:t>
+      </w:r>
+      <w:r>
+        <w:rPr>
+          <w:rFonts w:ascii="Times New Roman" w:hAnsi="Times New Roman" w:eastAsia="Times New Roman" w:cs="Times New Roman"/>
+        </w:rPr>
+        <w:t xml:space="preserve"> </w:t>
+      </w:r>
+      <w:r>
+        <w:rPr>
+          <w:rFonts w:ascii="Times New Roman" w:hAnsi="Times New Roman" w:eastAsia="Times New Roman" w:cs="Times New Roman"/>
+        </w:rPr>
+        <w:t xml:space="preserve">- </w:t>
+      </w:r>
+    </w:p>
+    <w:p>
+      <w:pPr>
+        <w:pStyle w:val="BodyText"/>
         <w:spacing w:before="0" w:after="0"/>
-      </w:pPr>
-      <w:r>
-        <w:rPr>
-          <w:rFonts w:ascii="Times New Roman" w:hAnsi="Times New Roman" w:eastAsia="Times New Roman" w:cs="Times New Roman"/>
-        </w:rPr>
-        <w:t xml:space="preserve">A. </w:t>
-      </w:r>
-      <w:r>
-        <w:rPr>
-          <w:rFonts w:hint="eastAsia" w:ascii="Times New Roman" w:hAnsi="Times New Roman" w:eastAsia="FangSong" w:cs="Times New Roman"/>
-        </w:rPr>
-        <w:t>该方法的原理是利用碘与二氧化硫反应</w:t>
+        <w:ind w:left="480" w:hanging="480"/>
+      </w:pPr>
+      <w:r>
+        <w:rPr>
+          <w:rFonts w:ascii="Times New Roman" w:hAnsi="Times New Roman" w:eastAsia="Times New Roman" w:cs="Times New Roman"/>
+        </w:rPr>
+        <w:t xml:space="preserve">B. </w:t>
+      </w:r>
+      <w:r>
+        <w:rPr>
+          <w:rFonts w:hint="eastAsia" w:ascii="Times New Roman" w:hAnsi="Times New Roman" w:eastAsia="FangSong" w:cs="Times New Roman"/>
+        </w:rPr>
+        <w:t>加入吡啶的作用是中和产生的酸</w:t>
       </w:r>
       <w:r>
         <w:rPr>
@@ -12646,85 +12814,102 @@
         <w:rPr>
           <w:rFonts w:hint="eastAsia" w:ascii="Times New Roman" w:hAnsi="Times New Roman" w:eastAsia="FangSong" w:cs="Times New Roman"/>
         </w:rPr>
-        <w:t>离子方程式为</w:t>
-      </w:r>
-      <w:r>
-        <w:rPr>
-          <w:rFonts w:hint="eastAsia" w:ascii="Times New Roman" w:hAnsi="Times New Roman" w:eastAsia="Times New Roman" w:cs="Times New Roman"/>
-        </w:rPr>
-        <w:t>：I</w:t>
-      </w:r>
-      <w:r>
-        <w:rPr>
-          <w:rFonts w:hint="eastAsia" w:ascii="Times New Roman" w:hAnsi="Times New Roman" w:eastAsia="Times New Roman" w:cs="Times New Roman"/>
+        <w:t>促进反应进行完全</w:t>
+      </w:r>
+      <w:r>
+        <w:rPr>
+          <w:rFonts w:ascii="Times New Roman" w:hAnsi="Times New Roman" w:eastAsia="Times New Roman" w:cs="Times New Roman"/>
+        </w:rPr>
+        <w:t xml:space="preserve"> </w:t>
+      </w:r>
+      <w:r>
+        <w:rPr>
+          <w:rFonts w:ascii="Times New Roman" w:hAnsi="Times New Roman" w:eastAsia="Times New Roman" w:cs="Times New Roman"/>
+        </w:rPr>
+        <w:t xml:space="preserve">- </w:t>
+      </w:r>
+    </w:p>
+    <w:p>
+      <w:pPr>
+        <w:pStyle w:val="BodyText"/>
+        <w:spacing w:before="0" w:after="0"/>
+        <w:ind w:left="480" w:hanging="480"/>
+      </w:pPr>
+      <w:r>
+        <w:rPr>
+          <w:rFonts w:ascii="Times New Roman" w:hAnsi="Times New Roman" w:eastAsia="Times New Roman" w:cs="Times New Roman"/>
+        </w:rPr>
+        <w:t xml:space="preserve">C. </w:t>
+      </w:r>
+      <w:r>
+        <w:rPr>
+          <w:rFonts w:hint="eastAsia" w:ascii="Times New Roman" w:hAnsi="Times New Roman" w:eastAsia="FangSong" w:cs="Times New Roman"/>
+        </w:rPr>
+        <w:t>加入甲醇可以进一步稳定产物</w:t>
+      </w:r>
+      <w:r>
+        <w:rPr>
+          <w:rFonts w:hint="eastAsia" w:ascii="Times New Roman" w:hAnsi="Times New Roman" w:eastAsia="Times New Roman" w:cs="Times New Roman"/>
+        </w:rPr>
+        <w:t>，</w:t>
+      </w:r>
+      <w:r>
+        <w:rPr>
+          <w:rFonts w:hint="eastAsia" w:ascii="Times New Roman" w:hAnsi="Times New Roman" w:eastAsia="FangSong" w:cs="Times New Roman"/>
+        </w:rPr>
+        <w:t>生成</w:t>
+      </w:r>
+      <w:r>
+        <w:rPr>
+          <w:rFonts w:ascii="Times New Roman" w:hAnsi="Times New Roman" w:eastAsia="Times New Roman" w:cs="Times New Roman"/>
+        </w:rPr>
+        <w:t xml:space="preserve"> C</w:t>
+      </w:r>
+      <w:r>
+        <w:rPr>
+          <w:rFonts w:ascii="Times New Roman" w:hAnsi="Times New Roman" w:eastAsia="Times New Roman" w:cs="Times New Roman"/>
           <w:vertAlign w:val="subscript"/>
         </w:rPr>
-        <w:t>2</w:t>
-      </w:r>
-      <w:r>
-        <w:rPr>
-          <w:rFonts w:ascii="Times New Roman" w:hAnsi="Times New Roman" w:eastAsia="Times New Roman" w:cs="Times New Roman"/>
-        </w:rPr>
-        <w:t xml:space="preserve"> + SO</w:t>
+        <w:t>5</w:t>
+      </w:r>
+      <w:r>
+        <w:rPr>
+          <w:rFonts w:ascii="Times New Roman" w:hAnsi="Times New Roman" w:eastAsia="Times New Roman" w:cs="Times New Roman"/>
+        </w:rPr>
+        <w:t>H</w:t>
       </w:r>
       <w:r>
         <w:rPr>
           <w:rFonts w:ascii="Times New Roman" w:hAnsi="Times New Roman" w:eastAsia="Times New Roman" w:cs="Times New Roman"/>
           <w:vertAlign w:val="subscript"/>
         </w:rPr>
-        <w:t>2</w:t>
-      </w:r>
-      <w:r>
-        <w:rPr>
-          <w:rFonts w:ascii="Times New Roman" w:hAnsi="Times New Roman" w:eastAsia="Times New Roman" w:cs="Times New Roman"/>
-        </w:rPr>
-        <w:t xml:space="preserve"> + 2 H</w:t>
+        <w:t>5</w:t>
+      </w:r>
+      <w:r>
+        <w:rPr>
+          <w:rFonts w:ascii="Times New Roman" w:hAnsi="Times New Roman" w:eastAsia="Times New Roman" w:cs="Times New Roman"/>
+        </w:rPr>
+        <w:t>NHSO</w:t>
       </w:r>
       <w:r>
         <w:rPr>
           <w:rFonts w:ascii="Times New Roman" w:hAnsi="Times New Roman" w:eastAsia="Times New Roman" w:cs="Times New Roman"/>
           <w:vertAlign w:val="subscript"/>
         </w:rPr>
-        <w:t>2</w:t>
-      </w:r>
-      <w:r>
-        <w:rPr>
-          <w:rFonts w:ascii="Times New Roman" w:hAnsi="Times New Roman" w:eastAsia="Times New Roman" w:cs="Times New Roman"/>
-        </w:rPr>
-        <w:t>O → 2 H</w:t>
-      </w:r>
-      <w:r>
-        <w:rPr>
-          <w:rFonts w:ascii="Times New Roman" w:hAnsi="Times New Roman" w:eastAsia="Times New Roman" w:cs="Times New Roman"/>
-          <w:vertAlign w:val="superscript"/>
-        </w:rPr>
-        <w:t>+</w:t>
-      </w:r>
-      <w:r>
-        <w:rPr>
-          <w:rFonts w:ascii="Times New Roman" w:hAnsi="Times New Roman" w:eastAsia="Times New Roman" w:cs="Times New Roman"/>
-        </w:rPr>
-        <w:t xml:space="preserve"> + SO</w:t>
+        <w:t>4</w:t>
+      </w:r>
+      <w:r>
+        <w:rPr>
+          <w:rFonts w:ascii="Times New Roman" w:hAnsi="Times New Roman" w:eastAsia="Times New Roman" w:cs="Times New Roman"/>
+        </w:rPr>
+        <w:t>CH</w:t>
       </w:r>
       <w:r>
         <w:rPr>
           <w:rFonts w:ascii="Times New Roman" w:hAnsi="Times New Roman" w:eastAsia="Times New Roman" w:cs="Times New Roman"/>
           <w:vertAlign w:val="subscript"/>
         </w:rPr>
-        <w:t>4</w:t>
-      </w:r>
-      <w:r>
-        <w:rPr>
-          <w:rFonts w:ascii="Times New Roman" w:hAnsi="Times New Roman" w:eastAsia="Times New Roman" w:cs="Times New Roman"/>
-          <w:vertAlign w:val="superscript"/>
-        </w:rPr>
-        <w:t>2-</w:t>
-      </w:r>
-      <w:r>
-        <w:rPr>
-          <w:rFonts w:ascii="Times New Roman" w:hAnsi="Times New Roman" w:eastAsia="Times New Roman" w:cs="Times New Roman"/>
-        </w:rPr>
-        <w:t xml:space="preserve"> + 2 HI</w:t>
+        <w:t>3</w:t>
       </w:r>
       <w:r>
         <w:rPr>
@@ -12742,146 +12927,8 @@
     <w:p>
       <w:pPr>
         <w:pStyle w:val="BodyText"/>
+        <w:spacing w:before="0" w:after="0"/>
         <w:ind w:left="480" w:hanging="480"/>
-        <w:spacing w:before="0" w:after="0"/>
-      </w:pPr>
-      <w:r>
-        <w:rPr>
-          <w:rFonts w:ascii="Times New Roman" w:hAnsi="Times New Roman" w:eastAsia="Times New Roman" w:cs="Times New Roman"/>
-        </w:rPr>
-        <w:t xml:space="preserve">B. </w:t>
-      </w:r>
-      <w:r>
-        <w:rPr>
-          <w:rFonts w:hint="eastAsia" w:ascii="Times New Roman" w:hAnsi="Times New Roman" w:eastAsia="FangSong" w:cs="Times New Roman"/>
-        </w:rPr>
-        <w:t>加入吡啶的作用是中和产生的酸</w:t>
-      </w:r>
-      <w:r>
-        <w:rPr>
-          <w:rFonts w:hint="eastAsia" w:ascii="Times New Roman" w:hAnsi="Times New Roman" w:eastAsia="Times New Roman" w:cs="Times New Roman"/>
-        </w:rPr>
-        <w:t>，</w:t>
-      </w:r>
-      <w:r>
-        <w:rPr>
-          <w:rFonts w:hint="eastAsia" w:ascii="Times New Roman" w:hAnsi="Times New Roman" w:eastAsia="FangSong" w:cs="Times New Roman"/>
-        </w:rPr>
-        <w:t>促进反应进行完全</w:t>
-      </w:r>
-      <w:r>
-        <w:rPr>
-          <w:rFonts w:ascii="Times New Roman" w:hAnsi="Times New Roman" w:eastAsia="Times New Roman" w:cs="Times New Roman"/>
-        </w:rPr>
-        <w:t xml:space="preserve"> </w:t>
-      </w:r>
-      <w:r>
-        <w:rPr>
-          <w:rFonts w:ascii="Times New Roman" w:hAnsi="Times New Roman" w:eastAsia="Times New Roman" w:cs="Times New Roman"/>
-        </w:rPr>
-        <w:t xml:space="preserve">- </w:t>
-      </w:r>
-    </w:p>
-    <w:p>
-      <w:pPr>
-        <w:pStyle w:val="BodyText"/>
-        <w:ind w:left="480" w:hanging="480"/>
-        <w:spacing w:before="0" w:after="0"/>
-      </w:pPr>
-      <w:r>
-        <w:rPr>
-          <w:rFonts w:ascii="Times New Roman" w:hAnsi="Times New Roman" w:eastAsia="Times New Roman" w:cs="Times New Roman"/>
-        </w:rPr>
-        <w:t xml:space="preserve">C. </w:t>
-      </w:r>
-      <w:r>
-        <w:rPr>
-          <w:rFonts w:hint="eastAsia" w:ascii="Times New Roman" w:hAnsi="Times New Roman" w:eastAsia="FangSong" w:cs="Times New Roman"/>
-        </w:rPr>
-        <w:t>加入甲醇可以进一步稳定产物</w:t>
-      </w:r>
-      <w:r>
-        <w:rPr>
-          <w:rFonts w:hint="eastAsia" w:ascii="Times New Roman" w:hAnsi="Times New Roman" w:eastAsia="Times New Roman" w:cs="Times New Roman"/>
-        </w:rPr>
-        <w:t>，</w:t>
-      </w:r>
-      <w:r>
-        <w:rPr>
-          <w:rFonts w:hint="eastAsia" w:ascii="Times New Roman" w:hAnsi="Times New Roman" w:eastAsia="FangSong" w:cs="Times New Roman"/>
-        </w:rPr>
-        <w:t>生成</w:t>
-      </w:r>
-      <w:r>
-        <w:rPr>
-          <w:rFonts w:ascii="Times New Roman" w:hAnsi="Times New Roman" w:eastAsia="Times New Roman" w:cs="Times New Roman"/>
-        </w:rPr>
-        <w:t xml:space="preserve"> C</w:t>
-      </w:r>
-      <w:r>
-        <w:rPr>
-          <w:rFonts w:ascii="Times New Roman" w:hAnsi="Times New Roman" w:eastAsia="Times New Roman" w:cs="Times New Roman"/>
-          <w:vertAlign w:val="subscript"/>
-        </w:rPr>
-        <w:t>5</w:t>
-      </w:r>
-      <w:r>
-        <w:rPr>
-          <w:rFonts w:ascii="Times New Roman" w:hAnsi="Times New Roman" w:eastAsia="Times New Roman" w:cs="Times New Roman"/>
-        </w:rPr>
-        <w:t>H</w:t>
-      </w:r>
-      <w:r>
-        <w:rPr>
-          <w:rFonts w:ascii="Times New Roman" w:hAnsi="Times New Roman" w:eastAsia="Times New Roman" w:cs="Times New Roman"/>
-          <w:vertAlign w:val="subscript"/>
-        </w:rPr>
-        <w:t>5</w:t>
-      </w:r>
-      <w:r>
-        <w:rPr>
-          <w:rFonts w:ascii="Times New Roman" w:hAnsi="Times New Roman" w:eastAsia="Times New Roman" w:cs="Times New Roman"/>
-        </w:rPr>
-        <w:t>NHSO</w:t>
-      </w:r>
-      <w:r>
-        <w:rPr>
-          <w:rFonts w:ascii="Times New Roman" w:hAnsi="Times New Roman" w:eastAsia="Times New Roman" w:cs="Times New Roman"/>
-          <w:vertAlign w:val="subscript"/>
-        </w:rPr>
-        <w:t>4</w:t>
-      </w:r>
-      <w:r>
-        <w:rPr>
-          <w:rFonts w:ascii="Times New Roman" w:hAnsi="Times New Roman" w:eastAsia="Times New Roman" w:cs="Times New Roman"/>
-        </w:rPr>
-        <w:t>CH</w:t>
-      </w:r>
-      <w:r>
-        <w:rPr>
-          <w:rFonts w:ascii="Times New Roman" w:hAnsi="Times New Roman" w:eastAsia="Times New Roman" w:cs="Times New Roman"/>
-          <w:vertAlign w:val="subscript"/>
-        </w:rPr>
-        <w:t>3</w:t>
-      </w:r>
-      <w:r>
-        <w:rPr>
-          <w:rFonts w:ascii="Times New Roman" w:hAnsi="Times New Roman" w:eastAsia="Times New Roman" w:cs="Times New Roman"/>
-        </w:rPr>
-        <w:t xml:space="preserve"> </w:t>
-      </w:r>
-      <w:r>
-        <w:rPr>
-          <w:rFonts w:ascii="Times New Roman" w:hAnsi="Times New Roman" w:eastAsia="Times New Roman" w:cs="Times New Roman"/>
-        </w:rPr>
-        <w:t xml:space="preserve">- </w:t>
-      </w:r>
-    </w:p>
-    <w:p>
-      <w:pPr>
-        <w:pStyle w:val="BodyText"/>
-        <w:ind w:left="480" w:hanging="480"/>
-        <w:spacing w:before="0" w:after="180"/>
       </w:pPr>
       <w:r>
         <w:rPr>
@@ -13211,8 +13258,8 @@
     <w:p>
       <w:pPr>
         <w:pStyle w:val="BodyText"/>
+        <w:spacing w:before="0" w:after="0"/>
         <w:ind w:left="480" w:hanging="480"/>
-        <w:spacing w:after="0"/>
       </w:pPr>
       <w:r>
         <w:rPr>
@@ -13394,14 +13441,117 @@
     <w:p>
       <w:pPr>
         <w:pStyle w:val="BodyText"/>
+        <w:spacing w:before="0" w:after="0"/>
         <w:ind w:left="480" w:hanging="480"/>
+      </w:pPr>
+      <w:r>
+        <w:rPr>
+          <w:rFonts w:ascii="Times New Roman" w:hAnsi="Times New Roman" w:eastAsia="Times New Roman" w:cs="Times New Roman"/>
+        </w:rPr>
+        <w:t>A. Na</w:t>
+      </w:r>
+      <w:r>
+        <w:rPr>
+          <w:rFonts w:ascii="Times New Roman" w:hAnsi="Times New Roman" w:eastAsia="Times New Roman" w:cs="Times New Roman"/>
+          <w:vertAlign w:val="subscript"/>
+        </w:rPr>
+        <w:t>4</w:t>
+      </w:r>
+      <w:r>
+        <w:rPr>
+          <w:rFonts w:ascii="Times New Roman" w:hAnsi="Times New Roman" w:eastAsia="Times New Roman" w:cs="Times New Roman"/>
+        </w:rPr>
+        <w:t>P</w:t>
+      </w:r>
+      <w:r>
+        <w:rPr>
+          <w:rFonts w:ascii="Times New Roman" w:hAnsi="Times New Roman" w:eastAsia="Times New Roman" w:cs="Times New Roman"/>
+          <w:vertAlign w:val="subscript"/>
+        </w:rPr>
+        <w:t>2</w:t>
+      </w:r>
+      <w:r>
+        <w:rPr>
+          <w:rFonts w:ascii="Times New Roman" w:hAnsi="Times New Roman" w:eastAsia="Times New Roman" w:cs="Times New Roman"/>
+        </w:rPr>
+        <w:t>O</w:t>
+      </w:r>
+      <w:r>
+        <w:rPr>
+          <w:rFonts w:ascii="Times New Roman" w:hAnsi="Times New Roman" w:eastAsia="Times New Roman" w:cs="Times New Roman"/>
+          <w:vertAlign w:val="subscript"/>
+        </w:rPr>
+        <w:t>7</w:t>
+      </w:r>
+      <w:r>
+        <w:rPr>
+          <w:rFonts w:ascii="Times New Roman" w:hAnsi="Times New Roman" w:eastAsia="Times New Roman" w:cs="Times New Roman"/>
+        </w:rPr>
+        <w:t xml:space="preserve"> </w:t>
+      </w:r>
+      <w:r>
+        <w:rPr>
+          <w:rFonts w:hint="eastAsia" w:ascii="Times New Roman" w:hAnsi="Times New Roman" w:eastAsia="FangSong" w:cs="Times New Roman"/>
+        </w:rPr>
+        <w:t xml:space="preserve">和</w:t>
+      </w:r>
+      <w:r>
+        <w:rPr>
+          <w:rFonts w:ascii="Times New Roman" w:hAnsi="Times New Roman" w:eastAsia="Times New Roman" w:cs="Times New Roman"/>
+        </w:rPr>
+        <w:t xml:space="preserve"> Na</w:t>
+      </w:r>
+      <w:r>
+        <w:rPr>
+          <w:rFonts w:ascii="Times New Roman" w:hAnsi="Times New Roman" w:eastAsia="Times New Roman" w:cs="Times New Roman"/>
+          <w:vertAlign w:val="subscript"/>
+        </w:rPr>
+        <w:t>5</w:t>
+      </w:r>
+      <w:r>
+        <w:rPr>
+          <w:rFonts w:ascii="Times New Roman" w:hAnsi="Times New Roman" w:eastAsia="Times New Roman" w:cs="Times New Roman"/>
+        </w:rPr>
+        <w:t>P</w:t>
+      </w:r>
+      <w:r>
+        <w:rPr>
+          <w:rFonts w:ascii="Times New Roman" w:hAnsi="Times New Roman" w:eastAsia="Times New Roman" w:cs="Times New Roman"/>
+          <w:vertAlign w:val="subscript"/>
+        </w:rPr>
+        <w:t>3</w:t>
+      </w:r>
+      <w:r>
+        <w:rPr>
+          <w:rFonts w:ascii="Times New Roman" w:hAnsi="Times New Roman" w:eastAsia="Times New Roman" w:cs="Times New Roman"/>
+        </w:rPr>
+        <w:t>O</w:t>
+      </w:r>
+      <w:r>
+        <w:rPr>
+          <w:rFonts w:ascii="Times New Roman" w:hAnsi="Times New Roman" w:eastAsia="Times New Roman" w:cs="Times New Roman"/>
+          <w:vertAlign w:val="subscript"/>
+        </w:rPr>
+        <w:t>10</w:t>
+      </w:r>
+      <w:r>
+        <w:rPr>
+          <w:rFonts w:ascii="Times New Roman" w:hAnsi="Times New Roman" w:eastAsia="Times New Roman" w:cs="Times New Roman"/>
+        </w:rPr>
+        <w:t xml:space="preserve">　　</w:t>
+      </w:r>
+    </w:p>
+    <w:p>
+      <w:pPr>
+        <w:pStyle w:val="BodyText"/>
         <w:spacing w:before="0" w:after="0"/>
-      </w:pPr>
-      <w:r>
-        <w:rPr>
-          <w:rFonts w:ascii="Times New Roman" w:hAnsi="Times New Roman" w:eastAsia="Times New Roman" w:cs="Times New Roman"/>
-        </w:rPr>
-        <w:t>A. Na</w:t>
+        <w:ind w:left="480" w:hanging="480"/>
+      </w:pPr>
+      <w:r>
+        <w:rPr>
+          <w:rFonts w:ascii="Times New Roman" w:hAnsi="Times New Roman" w:eastAsia="Times New Roman" w:cs="Times New Roman"/>
+        </w:rPr>
+        <w:t xml:space="preserve">B. Na</w:t>
       </w:r>
       <w:r>
         <w:rPr>
@@ -13444,6 +13594,90 @@
       </w:r>
       <w:r>
         <w:rPr>
+          <w:rFonts w:ascii="Times New Roman" w:hAnsi="Times New Roman" w:eastAsia="Times New Roman" w:cs="Times New Roman"/>
+        </w:rPr>
+        <w:t>- </w:t>
+      </w:r>
+    </w:p>
+    <w:p>
+      <w:pPr>
+        <w:pStyle w:val="BodyText"/>
+        <w:spacing w:before="0" w:after="0"/>
+        <w:ind w:left="480" w:hanging="480"/>
+      </w:pPr>
+      <w:r>
+        <w:rPr>
+          <w:rFonts w:ascii="Times New Roman" w:hAnsi="Times New Roman" w:eastAsia="Times New Roman" w:cs="Times New Roman"/>
+        </w:rPr>
+        <w:t>C. Na</w:t>
+      </w:r>
+      <w:r>
+        <w:rPr>
+          <w:rFonts w:ascii="Times New Roman" w:hAnsi="Times New Roman" w:eastAsia="Times New Roman" w:cs="Times New Roman"/>
+          <w:vertAlign w:val="subscript"/>
+        </w:rPr>
+        <w:t>3</w:t>
+      </w:r>
+      <w:r>
+        <w:rPr>
+          <w:rFonts w:ascii="Times New Roman" w:hAnsi="Times New Roman" w:eastAsia="Times New Roman" w:cs="Times New Roman"/>
+        </w:rPr>
+        <w:t>PO</w:t>
+      </w:r>
+      <w:r>
+        <w:rPr>
+          <w:rFonts w:ascii="Times New Roman" w:hAnsi="Times New Roman" w:eastAsia="Times New Roman" w:cs="Times New Roman"/>
+          <w:vertAlign w:val="subscript"/>
+        </w:rPr>
+        <w:t>4</w:t>
+      </w:r>
+      <w:r>
+        <w:rPr>
+          <w:rFonts w:ascii="Times New Roman" w:hAnsi="Times New Roman" w:eastAsia="Times New Roman" w:cs="Times New Roman"/>
+        </w:rPr>
+        <w:t>、Na</w:t>
+      </w:r>
+      <w:r>
+        <w:rPr>
+          <w:rFonts w:ascii="Times New Roman" w:hAnsi="Times New Roman" w:eastAsia="Times New Roman" w:cs="Times New Roman"/>
+          <w:vertAlign w:val="subscript"/>
+        </w:rPr>
+        <w:t>4</w:t>
+      </w:r>
+      <w:r>
+        <w:rPr>
+          <w:rFonts w:ascii="Times New Roman" w:hAnsi="Times New Roman" w:eastAsia="Times New Roman" w:cs="Times New Roman"/>
+        </w:rPr>
+        <w:t>P</w:t>
+      </w:r>
+      <w:r>
+        <w:rPr>
+          <w:rFonts w:ascii="Times New Roman" w:hAnsi="Times New Roman" w:eastAsia="Times New Roman" w:cs="Times New Roman"/>
+          <w:vertAlign w:val="subscript"/>
+        </w:rPr>
+        <w:t>2</w:t>
+      </w:r>
+      <w:r>
+        <w:rPr>
+          <w:rFonts w:ascii="Times New Roman" w:hAnsi="Times New Roman" w:eastAsia="Times New Roman" w:cs="Times New Roman"/>
+        </w:rPr>
+        <w:t>O</w:t>
+      </w:r>
+      <w:r>
+        <w:rPr>
+          <w:rFonts w:ascii="Times New Roman" w:hAnsi="Times New Roman" w:eastAsia="Times New Roman" w:cs="Times New Roman"/>
+          <w:vertAlign w:val="subscript"/>
+        </w:rPr>
+        <w:t>7</w:t>
+      </w:r>
+      <w:r>
+        <w:rPr>
+          <w:rFonts w:ascii="Times New Roman" w:hAnsi="Times New Roman" w:eastAsia="Times New Roman" w:cs="Times New Roman"/>
+        </w:rPr>
+        <w:t xml:space="preserve"> </w:t>
+      </w:r>
+      <w:r>
+        <w:rPr>
           <w:rFonts w:hint="eastAsia" w:ascii="Times New Roman" w:hAnsi="Times New Roman" w:eastAsia="FangSong" w:cs="Times New Roman"/>
         </w:rPr>
         <w:t xml:space="preserve">和</w:t>
@@ -13497,195 +13731,8 @@
     <w:p>
       <w:pPr>
         <w:pStyle w:val="BodyText"/>
+        <w:spacing w:before="0" w:after="0"/>
         <w:ind w:left="480" w:hanging="480"/>
-        <w:spacing w:before="0" w:after="0"/>
-      </w:pPr>
-      <w:r>
-        <w:rPr>
-          <w:rFonts w:ascii="Times New Roman" w:hAnsi="Times New Roman" w:eastAsia="Times New Roman" w:cs="Times New Roman"/>
-        </w:rPr>
-        <w:t xml:space="preserve">B. Na</w:t>
-      </w:r>
-      <w:r>
-        <w:rPr>
-          <w:rFonts w:ascii="Times New Roman" w:hAnsi="Times New Roman" w:eastAsia="Times New Roman" w:cs="Times New Roman"/>
-          <w:vertAlign w:val="subscript"/>
-        </w:rPr>
-        <w:t>4</w:t>
-      </w:r>
-      <w:r>
-        <w:rPr>
-          <w:rFonts w:ascii="Times New Roman" w:hAnsi="Times New Roman" w:eastAsia="Times New Roman" w:cs="Times New Roman"/>
-        </w:rPr>
-        <w:t>P</w:t>
-      </w:r>
-      <w:r>
-        <w:rPr>
-          <w:rFonts w:ascii="Times New Roman" w:hAnsi="Times New Roman" w:eastAsia="Times New Roman" w:cs="Times New Roman"/>
-          <w:vertAlign w:val="subscript"/>
-        </w:rPr>
-        <w:t>2</w:t>
-      </w:r>
-      <w:r>
-        <w:rPr>
-          <w:rFonts w:ascii="Times New Roman" w:hAnsi="Times New Roman" w:eastAsia="Times New Roman" w:cs="Times New Roman"/>
-        </w:rPr>
-        <w:t>O</w:t>
-      </w:r>
-      <w:r>
-        <w:rPr>
-          <w:rFonts w:ascii="Times New Roman" w:hAnsi="Times New Roman" w:eastAsia="Times New Roman" w:cs="Times New Roman"/>
-          <w:vertAlign w:val="subscript"/>
-        </w:rPr>
-        <w:t>7</w:t>
-      </w:r>
-      <w:r>
-        <w:rPr>
-          <w:rFonts w:ascii="Times New Roman" w:hAnsi="Times New Roman" w:eastAsia="Times New Roman" w:cs="Times New Roman"/>
-        </w:rPr>
-        <w:t xml:space="preserve"> </w:t>
-      </w:r>
-      <w:r>
-        <w:rPr>
-          <w:rFonts w:ascii="Times New Roman" w:hAnsi="Times New Roman" w:eastAsia="Times New Roman" w:cs="Times New Roman"/>
-        </w:rPr>
-        <w:t>- </w:t>
-      </w:r>
-    </w:p>
-    <w:p>
-      <w:pPr>
-        <w:pStyle w:val="BodyText"/>
-        <w:ind w:left="480" w:hanging="480"/>
-        <w:spacing w:before="0" w:after="0"/>
-      </w:pPr>
-      <w:r>
-        <w:rPr>
-          <w:rFonts w:ascii="Times New Roman" w:hAnsi="Times New Roman" w:eastAsia="Times New Roman" w:cs="Times New Roman"/>
-        </w:rPr>
-        <w:t>C. Na</w:t>
-      </w:r>
-      <w:r>
-        <w:rPr>
-          <w:rFonts w:ascii="Times New Roman" w:hAnsi="Times New Roman" w:eastAsia="Times New Roman" w:cs="Times New Roman"/>
-          <w:vertAlign w:val="subscript"/>
-        </w:rPr>
-        <w:t>3</w:t>
-      </w:r>
-      <w:r>
-        <w:rPr>
-          <w:rFonts w:ascii="Times New Roman" w:hAnsi="Times New Roman" w:eastAsia="Times New Roman" w:cs="Times New Roman"/>
-        </w:rPr>
-        <w:t>PO</w:t>
-      </w:r>
-      <w:r>
-        <w:rPr>
-          <w:rFonts w:ascii="Times New Roman" w:hAnsi="Times New Roman" w:eastAsia="Times New Roman" w:cs="Times New Roman"/>
-          <w:vertAlign w:val="subscript"/>
-        </w:rPr>
-        <w:t>4</w:t>
-      </w:r>
-      <w:r>
-        <w:rPr>
-          <w:rFonts w:ascii="Times New Roman" w:hAnsi="Times New Roman" w:eastAsia="Times New Roman" w:cs="Times New Roman"/>
-        </w:rPr>
-        <w:t>、Na</w:t>
-      </w:r>
-      <w:r>
-        <w:rPr>
-          <w:rFonts w:ascii="Times New Roman" w:hAnsi="Times New Roman" w:eastAsia="Times New Roman" w:cs="Times New Roman"/>
-          <w:vertAlign w:val="subscript"/>
-        </w:rPr>
-        <w:t>4</w:t>
-      </w:r>
-      <w:r>
-        <w:rPr>
-          <w:rFonts w:ascii="Times New Roman" w:hAnsi="Times New Roman" w:eastAsia="Times New Roman" w:cs="Times New Roman"/>
-        </w:rPr>
-        <w:t>P</w:t>
-      </w:r>
-      <w:r>
-        <w:rPr>
-          <w:rFonts w:ascii="Times New Roman" w:hAnsi="Times New Roman" w:eastAsia="Times New Roman" w:cs="Times New Roman"/>
-          <w:vertAlign w:val="subscript"/>
-        </w:rPr>
-        <w:t>2</w:t>
-      </w:r>
-      <w:r>
-        <w:rPr>
-          <w:rFonts w:ascii="Times New Roman" w:hAnsi="Times New Roman" w:eastAsia="Times New Roman" w:cs="Times New Roman"/>
-        </w:rPr>
-        <w:t>O</w:t>
-      </w:r>
-      <w:r>
-        <w:rPr>
-          <w:rFonts w:ascii="Times New Roman" w:hAnsi="Times New Roman" w:eastAsia="Times New Roman" w:cs="Times New Roman"/>
-          <w:vertAlign w:val="subscript"/>
-        </w:rPr>
-        <w:t>7</w:t>
-      </w:r>
-      <w:r>
-        <w:rPr>
-          <w:rFonts w:ascii="Times New Roman" w:hAnsi="Times New Roman" w:eastAsia="Times New Roman" w:cs="Times New Roman"/>
-        </w:rPr>
-        <w:t xml:space="preserve"> </w:t>
-      </w:r>
-      <w:r>
-        <w:rPr>
-          <w:rFonts w:hint="eastAsia" w:ascii="Times New Roman" w:hAnsi="Times New Roman" w:eastAsia="FangSong" w:cs="Times New Roman"/>
-        </w:rPr>
-        <w:t xml:space="preserve">和</w:t>
-      </w:r>
-      <w:r>
-        <w:rPr>
-          <w:rFonts w:ascii="Times New Roman" w:hAnsi="Times New Roman" w:eastAsia="Times New Roman" w:cs="Times New Roman"/>
-        </w:rPr>
-        <w:t xml:space="preserve"> Na</w:t>
-      </w:r>
-      <w:r>
-        <w:rPr>
-          <w:rFonts w:ascii="Times New Roman" w:hAnsi="Times New Roman" w:eastAsia="Times New Roman" w:cs="Times New Roman"/>
-          <w:vertAlign w:val="subscript"/>
-        </w:rPr>
-        <w:t>5</w:t>
-      </w:r>
-      <w:r>
-        <w:rPr>
-          <w:rFonts w:ascii="Times New Roman" w:hAnsi="Times New Roman" w:eastAsia="Times New Roman" w:cs="Times New Roman"/>
-        </w:rPr>
-        <w:t>P</w:t>
-      </w:r>
-      <w:r>
-        <w:rPr>
-          <w:rFonts w:ascii="Times New Roman" w:hAnsi="Times New Roman" w:eastAsia="Times New Roman" w:cs="Times New Roman"/>
-          <w:vertAlign w:val="subscript"/>
-        </w:rPr>
-        <w:t>3</w:t>
-      </w:r>
-      <w:r>
-        <w:rPr>
-          <w:rFonts w:ascii="Times New Roman" w:hAnsi="Times New Roman" w:eastAsia="Times New Roman" w:cs="Times New Roman"/>
-        </w:rPr>
-        <w:t>O</w:t>
-      </w:r>
-      <w:r>
-        <w:rPr>
-          <w:rFonts w:ascii="Times New Roman" w:hAnsi="Times New Roman" w:eastAsia="Times New Roman" w:cs="Times New Roman"/>
-          <w:vertAlign w:val="subscript"/>
-        </w:rPr>
-        <w:t>10</w:t>
-      </w:r>
-      <w:r>
-        <w:rPr>
-          <w:rFonts w:ascii="Times New Roman" w:hAnsi="Times New Roman" w:eastAsia="Times New Roman" w:cs="Times New Roman"/>
-        </w:rPr>
-        <w:t xml:space="preserve">　　</w:t>
-      </w:r>
-    </w:p>
-    <w:p>
-      <w:pPr>
-        <w:pStyle w:val="BodyText"/>
-        <w:ind w:left="480" w:hanging="480"/>
-        <w:spacing w:before="0" w:after="180"/>
       </w:pPr>
       <w:r>
         <w:rPr>
@@ -13918,8 +13965,8 @@
     <w:p>
       <w:pPr>
         <w:pStyle w:val="BodyText"/>
+        <w:spacing w:before="0" w:after="0"/>
         <w:ind w:left="480" w:hanging="480"/>
-        <w:spacing w:after="0"/>
       </w:pPr>
       <w:r>
         <w:rPr>
@@ -14396,26 +14443,71 @@
     <w:p>
       <w:pPr>
         <w:pStyle w:val="BodyText"/>
+        <w:spacing w:before="0" w:after="0"/>
         <w:ind w:left="480" w:hanging="480"/>
+      </w:pPr>
+      <w:r>
+        <w:rPr>
+          <w:rFonts w:ascii="Times New Roman" w:hAnsi="Times New Roman" w:eastAsia="Times New Roman" w:cs="Times New Roman"/>
+        </w:rPr>
+        <w:t xml:space="preserve">A. </w:t>
+      </w:r>
+      <w:r>
+        <w:rPr>
+          <w:rFonts w:hint="eastAsia" w:ascii="Times New Roman" w:hAnsi="Times New Roman" w:eastAsia="FangSong" w:cs="Times New Roman"/>
+        </w:rPr>
+        <w:t xml:space="preserve">不溶于水的固体是</w:t>
+      </w:r>
+      <w:r>
+        <w:rPr>
+          <w:rFonts w:ascii="Times New Roman" w:hAnsi="Times New Roman" w:eastAsia="Times New Roman" w:cs="Times New Roman"/>
+        </w:rPr>
+        <w:t xml:space="preserve"> S</w:t>
+      </w:r>
+      <w:r>
+        <w:rPr>
+          <w:rFonts w:ascii="Times New Roman" w:hAnsi="Times New Roman" w:eastAsia="Times New Roman" w:cs="Times New Roman"/>
+        </w:rPr>
+        <w:t xml:space="preserve"> </w:t>
+      </w:r>
+      <w:r>
+        <w:rPr>
+          <w:rFonts w:ascii="Times New Roman" w:hAnsi="Times New Roman" w:eastAsia="Times New Roman" w:cs="Times New Roman"/>
+        </w:rPr>
+        <w:t>- </w:t>
+      </w:r>
+    </w:p>
+    <w:p>
+      <w:pPr>
+        <w:pStyle w:val="BodyText"/>
         <w:spacing w:before="0" w:after="0"/>
-      </w:pPr>
-      <w:r>
-        <w:rPr>
-          <w:rFonts w:ascii="Times New Roman" w:hAnsi="Times New Roman" w:eastAsia="Times New Roman" w:cs="Times New Roman"/>
-        </w:rPr>
-        <w:t xml:space="preserve">A. </w:t>
-      </w:r>
-      <w:r>
-        <w:rPr>
-          <w:rFonts w:hint="eastAsia" w:ascii="Times New Roman" w:hAnsi="Times New Roman" w:eastAsia="FangSong" w:cs="Times New Roman"/>
-        </w:rPr>
-        <w:t xml:space="preserve">不溶于水的固体是</w:t>
-      </w:r>
-      <w:r>
-        <w:rPr>
-          <w:rFonts w:ascii="Times New Roman" w:hAnsi="Times New Roman" w:eastAsia="Times New Roman" w:cs="Times New Roman"/>
-        </w:rPr>
-        <w:t xml:space="preserve"> S</w:t>
+        <w:ind w:left="480" w:hanging="480"/>
+      </w:pPr>
+      <w:r>
+        <w:rPr>
+          <w:rFonts w:ascii="Times New Roman" w:hAnsi="Times New Roman" w:eastAsia="Times New Roman" w:cs="Times New Roman"/>
+        </w:rPr>
+        <w:t>B. Na</w:t>
+      </w:r>
+      <w:r>
+        <w:rPr>
+          <w:rFonts w:ascii="Times New Roman" w:hAnsi="Times New Roman" w:eastAsia="Times New Roman" w:cs="Times New Roman"/>
+          <w:vertAlign w:val="subscript"/>
+        </w:rPr>
+        <w:t>2</w:t>
+      </w:r>
+      <w:r>
+        <w:rPr>
+          <w:rFonts w:ascii="Times New Roman" w:hAnsi="Times New Roman" w:eastAsia="Times New Roman" w:cs="Times New Roman"/>
+        </w:rPr>
+        <w:t>SO</w:t>
+      </w:r>
+      <w:r>
+        <w:rPr>
+          <w:rFonts w:ascii="Times New Roman" w:hAnsi="Times New Roman" w:eastAsia="Times New Roman" w:cs="Times New Roman"/>
+          <w:vertAlign w:val="subscript"/>
+        </w:rPr>
+        <w:t>3</w:t>
       </w:r>
       <w:r>
         <w:rPr>
@@ -14425,6 +14517,117 @@
       </w:r>
       <w:r>
         <w:rPr>
+          <w:rFonts w:hint="eastAsia" w:ascii="Times New Roman" w:hAnsi="Times New Roman" w:eastAsia="FangSong" w:cs="Times New Roman"/>
+        </w:rPr>
+        <w:t xml:space="preserve">加热后溶于水生成了</w:t>
+      </w:r>
+      <w:r>
+        <w:rPr>
+          <w:rFonts w:ascii="Times New Roman" w:hAnsi="Times New Roman" w:eastAsia="Times New Roman" w:cs="Times New Roman"/>
+        </w:rPr>
+        <w:t xml:space="preserve"> </w:t>
+      </w:r>
+      <w:r>
+        <w:rPr>
+          <w:rFonts w:hint="eastAsia" w:ascii="Times New Roman" w:hAnsi="Times New Roman" w:eastAsia="Times New Roman" w:cs="Times New Roman"/>
+        </w:rPr>
+        <w:t>NaOH，</w:t>
+      </w:r>
+      <w:r>
+        <w:rPr>
+          <w:rFonts w:hint="eastAsia" w:ascii="Times New Roman" w:hAnsi="Times New Roman" w:eastAsia="FangSong" w:cs="Times New Roman"/>
+        </w:rPr>
+        <w:t>所以</w:t>
+      </w:r>
+      <w:r>
+        <w:rPr>
+          <w:rFonts w:ascii="Times New Roman" w:hAnsi="Times New Roman" w:eastAsia="Times New Roman" w:cs="Times New Roman"/>
+        </w:rPr>
+        <w:t xml:space="preserve"> pH </w:t>
+      </w:r>
+      <w:r>
+        <w:rPr>
+          <w:rFonts w:hint="eastAsia" w:ascii="Times New Roman" w:hAnsi="Times New Roman" w:eastAsia="FangSong" w:cs="Times New Roman"/>
+        </w:rPr>
+        <w:t xml:space="preserve">值肯定增大</w:t>
+      </w:r>
+      <w:r>
+        <w:rPr>
+          <w:rFonts w:ascii="Times New Roman" w:hAnsi="Times New Roman" w:eastAsia="Times New Roman" w:cs="Times New Roman"/>
+        </w:rPr>
+        <w:t xml:space="preserve"> </w:t>
+      </w:r>
+      <w:r>
+        <w:rPr>
+          <w:rFonts w:ascii="Times New Roman" w:hAnsi="Times New Roman" w:eastAsia="Times New Roman" w:cs="Times New Roman"/>
+        </w:rPr>
+        <w:t xml:space="preserve">- </w:t>
+      </w:r>
+    </w:p>
+    <w:p>
+      <w:pPr>
+        <w:pStyle w:val="BodyText"/>
+        <w:spacing w:before="0" w:after="0"/>
+        <w:ind w:left="480" w:hanging="480"/>
+      </w:pPr>
+      <w:r>
+        <w:rPr>
+          <w:rFonts w:ascii="Times New Roman" w:hAnsi="Times New Roman" w:eastAsia="Times New Roman" w:cs="Times New Roman"/>
+        </w:rPr>
+        <w:t xml:space="preserve">C. </w:t>
+      </w:r>
+      <w:r>
+        <w:rPr>
+          <w:rFonts w:hint="eastAsia" w:ascii="Times New Roman" w:hAnsi="Times New Roman" w:eastAsia="FangSong" w:cs="Times New Roman"/>
+        </w:rPr>
+        <w:t>加热后的固体溶于水后</w:t>
+      </w:r>
+      <w:r>
+        <w:rPr>
+          <w:rFonts w:hint="eastAsia" w:ascii="Times New Roman" w:hAnsi="Times New Roman" w:eastAsia="Times New Roman" w:cs="Times New Roman"/>
+        </w:rPr>
+        <w:t>，</w:t>
+      </w:r>
+      <w:r>
+        <w:rPr>
+          <w:rFonts w:hint="eastAsia" w:ascii="Times New Roman" w:hAnsi="Times New Roman" w:eastAsia="FangSong" w:cs="Times New Roman"/>
+        </w:rPr>
+        <w:t>溶液中可能存在</w:t>
+      </w:r>
+      <w:r>
+        <w:rPr>
+          <w:rFonts w:ascii="Times New Roman" w:hAnsi="Times New Roman" w:eastAsia="Times New Roman" w:cs="Times New Roman"/>
+        </w:rPr>
+        <w:t xml:space="preserve"> Na</w:t>
+      </w:r>
+      <w:r>
+        <w:rPr>
+          <w:rFonts w:ascii="Times New Roman" w:hAnsi="Times New Roman" w:eastAsia="Times New Roman" w:cs="Times New Roman"/>
+          <w:vertAlign w:val="subscript"/>
+        </w:rPr>
+        <w:t>2</w:t>
+      </w:r>
+      <w:r>
+        <w:rPr>
+          <w:rFonts w:ascii="Times New Roman" w:hAnsi="Times New Roman" w:eastAsia="Times New Roman" w:cs="Times New Roman"/>
+        </w:rPr>
+        <w:t>S</w:t>
+      </w:r>
+      <w:r>
+        <w:rPr>
+          <w:rFonts w:ascii="Times New Roman" w:hAnsi="Times New Roman" w:eastAsia="Times New Roman" w:cs="Times New Roman"/>
+          <w:vertAlign w:val="subscript"/>
+        </w:rPr>
+        <w:t>x</w:t>
+      </w:r>
+      <w:r>
+        <w:rPr>
+          <w:rFonts w:ascii="Times New Roman" w:hAnsi="Times New Roman" w:eastAsia="Times New Roman" w:cs="Times New Roman"/>
+        </w:rPr>
+        <w:t xml:space="preserve"> </w:t>
+      </w:r>
+      <w:r>
+        <w:rPr>
           <w:rFonts w:ascii="Times New Roman" w:hAnsi="Times New Roman" w:eastAsia="Times New Roman" w:cs="Times New Roman"/>
         </w:rPr>
         <w:t>- </w:t>
@@ -14433,164 +14636,8 @@
     <w:p>
       <w:pPr>
         <w:pStyle w:val="BodyText"/>
+        <w:spacing w:before="0" w:after="0"/>
         <w:ind w:left="480" w:hanging="480"/>
-        <w:spacing w:before="0" w:after="0"/>
-      </w:pPr>
-      <w:r>
-        <w:rPr>
-          <w:rFonts w:ascii="Times New Roman" w:hAnsi="Times New Roman" w:eastAsia="Times New Roman" w:cs="Times New Roman"/>
-        </w:rPr>
-        <w:t>B. Na</w:t>
-      </w:r>
-      <w:r>
-        <w:rPr>
-          <w:rFonts w:ascii="Times New Roman" w:hAnsi="Times New Roman" w:eastAsia="Times New Roman" w:cs="Times New Roman"/>
-          <w:vertAlign w:val="subscript"/>
-        </w:rPr>
-        <w:t>2</w:t>
-      </w:r>
-      <w:r>
-        <w:rPr>
-          <w:rFonts w:ascii="Times New Roman" w:hAnsi="Times New Roman" w:eastAsia="Times New Roman" w:cs="Times New Roman"/>
-        </w:rPr>
-        <w:t>SO</w:t>
-      </w:r>
-      <w:r>
-        <w:rPr>
-          <w:rFonts w:ascii="Times New Roman" w:hAnsi="Times New Roman" w:eastAsia="Times New Roman" w:cs="Times New Roman"/>
-          <w:vertAlign w:val="subscript"/>
-        </w:rPr>
-        <w:t>3</w:t>
-      </w:r>
-      <w:r>
-        <w:rPr>
-          <w:rFonts w:ascii="Times New Roman" w:hAnsi="Times New Roman" w:eastAsia="Times New Roman" w:cs="Times New Roman"/>
-        </w:rPr>
-        <w:t xml:space="preserve"> </w:t>
-      </w:r>
-      <w:r>
-        <w:rPr>
-          <w:rFonts w:hint="eastAsia" w:ascii="Times New Roman" w:hAnsi="Times New Roman" w:eastAsia="FangSong" w:cs="Times New Roman"/>
-        </w:rPr>
-        <w:t xml:space="preserve">加热后溶于水生成了</w:t>
-      </w:r>
-      <w:r>
-        <w:rPr>
-          <w:rFonts w:ascii="Times New Roman" w:hAnsi="Times New Roman" w:eastAsia="Times New Roman" w:cs="Times New Roman"/>
-        </w:rPr>
-        <w:t xml:space="preserve"> </w:t>
-      </w:r>
-      <w:r>
-        <w:rPr>
-          <w:rFonts w:hint="eastAsia" w:ascii="Times New Roman" w:hAnsi="Times New Roman" w:eastAsia="Times New Roman" w:cs="Times New Roman"/>
-        </w:rPr>
-        <w:t>NaOH，</w:t>
-      </w:r>
-      <w:r>
-        <w:rPr>
-          <w:rFonts w:hint="eastAsia" w:ascii="Times New Roman" w:hAnsi="Times New Roman" w:eastAsia="FangSong" w:cs="Times New Roman"/>
-        </w:rPr>
-        <w:t>所以</w:t>
-      </w:r>
-      <w:r>
-        <w:rPr>
-          <w:rFonts w:ascii="Times New Roman" w:hAnsi="Times New Roman" w:eastAsia="Times New Roman" w:cs="Times New Roman"/>
-        </w:rPr>
-        <w:t xml:space="preserve"> pH </w:t>
-      </w:r>
-      <w:r>
-        <w:rPr>
-          <w:rFonts w:hint="eastAsia" w:ascii="Times New Roman" w:hAnsi="Times New Roman" w:eastAsia="FangSong" w:cs="Times New Roman"/>
-        </w:rPr>
-        <w:t xml:space="preserve">值肯定增大</w:t>
-      </w:r>
-      <w:r>
-        <w:rPr>
-          <w:rFonts w:ascii="Times New Roman" w:hAnsi="Times New Roman" w:eastAsia="Times New Roman" w:cs="Times New Roman"/>
-        </w:rPr>
-        <w:t xml:space="preserve"> </w:t>
-      </w:r>
-      <w:r>
-        <w:rPr>
-          <w:rFonts w:ascii="Times New Roman" w:hAnsi="Times New Roman" w:eastAsia="Times New Roman" w:cs="Times New Roman"/>
-        </w:rPr>
-        <w:t xml:space="preserve">- </w:t>
-      </w:r>
-    </w:p>
-    <w:p>
-      <w:pPr>
-        <w:pStyle w:val="BodyText"/>
-        <w:ind w:left="480" w:hanging="480"/>
-        <w:spacing w:before="0" w:after="0"/>
-      </w:pPr>
-      <w:r>
-        <w:rPr>
-          <w:rFonts w:ascii="Times New Roman" w:hAnsi="Times New Roman" w:eastAsia="Times New Roman" w:cs="Times New Roman"/>
-        </w:rPr>
-        <w:t xml:space="preserve">C. </w:t>
-      </w:r>
-      <w:r>
-        <w:rPr>
-          <w:rFonts w:hint="eastAsia" w:ascii="Times New Roman" w:hAnsi="Times New Roman" w:eastAsia="FangSong" w:cs="Times New Roman"/>
-        </w:rPr>
-        <w:t>加热后的固体溶于水后</w:t>
-      </w:r>
-      <w:r>
-        <w:rPr>
-          <w:rFonts w:hint="eastAsia" w:ascii="Times New Roman" w:hAnsi="Times New Roman" w:eastAsia="Times New Roman" w:cs="Times New Roman"/>
-        </w:rPr>
-        <w:t>，</w:t>
-      </w:r>
-      <w:r>
-        <w:rPr>
-          <w:rFonts w:hint="eastAsia" w:ascii="Times New Roman" w:hAnsi="Times New Roman" w:eastAsia="FangSong" w:cs="Times New Roman"/>
-        </w:rPr>
-        <w:t>溶液中可能存在</w:t>
-      </w:r>
-      <w:r>
-        <w:rPr>
-          <w:rFonts w:ascii="Times New Roman" w:hAnsi="Times New Roman" w:eastAsia="Times New Roman" w:cs="Times New Roman"/>
-        </w:rPr>
-        <w:t xml:space="preserve"> Na</w:t>
-      </w:r>
-      <w:r>
-        <w:rPr>
-          <w:rFonts w:ascii="Times New Roman" w:hAnsi="Times New Roman" w:eastAsia="Times New Roman" w:cs="Times New Roman"/>
-          <w:vertAlign w:val="subscript"/>
-        </w:rPr>
-        <w:t>2</w:t>
-      </w:r>
-      <w:r>
-        <w:rPr>
-          <w:rFonts w:ascii="Times New Roman" w:hAnsi="Times New Roman" w:eastAsia="Times New Roman" w:cs="Times New Roman"/>
-        </w:rPr>
-        <w:t>S</w:t>
-      </w:r>
-      <w:r>
-        <w:rPr>
-          <w:rFonts w:ascii="Times New Roman" w:hAnsi="Times New Roman" w:eastAsia="Times New Roman" w:cs="Times New Roman"/>
-          <w:vertAlign w:val="subscript"/>
-        </w:rPr>
-        <w:t>x</w:t>
-      </w:r>
-      <w:r>
-        <w:rPr>
-          <w:rFonts w:ascii="Times New Roman" w:hAnsi="Times New Roman" w:eastAsia="Times New Roman" w:cs="Times New Roman"/>
-        </w:rPr>
-        <w:t xml:space="preserve"> </w:t>
-      </w:r>
-      <w:r>
-        <w:rPr>
-          <w:rFonts w:ascii="Times New Roman" w:hAnsi="Times New Roman" w:eastAsia="Times New Roman" w:cs="Times New Roman"/>
-        </w:rPr>
-        <w:t>- </w:t>
-      </w:r>
-    </w:p>
-    <w:p>
-      <w:pPr>
-        <w:pStyle w:val="BodyText"/>
-        <w:ind w:left="480" w:hanging="480"/>
-        <w:spacing w:before="0" w:after="180"/>
       </w:pPr>
       <w:r>
         <w:rPr>
@@ -14780,7 +14827,6 @@
     <w:bookmarkEnd w:id="94"/>
     <w:bookmarkEnd w:id="95"/>
     <w:sectPr>
-      <w:headerReference w:type="default" r:id="rId87"/>
       <w:footerReference w:type="default" r:id="rId9"/>
       <w:footnotePr>
         <w:numRestart w:val="eachSect"/>
@@ -14807,16 +14853,6 @@
       <w:rPr>
         <w:rFonts w:ascii="Times New Roman" w:hAnsi="Times New Roman" w:eastAsia="Times New Roman" w:cs="Times New Roman"/>
         <w:b w:val="0"/>
-        <w:color w:val="000000"/>
-        <w:sz w:val="20"/>
-      </w:rPr>
-      <w:t xml:space="preserve">第 </w:t>
-    </w:r>
-    <w:r>
-      <w:rPr>
-        <w:rFonts w:ascii="Times New Roman" w:hAnsi="Times New Roman" w:eastAsia="Times New Roman" w:cs="Times New Roman"/>
-        <w:b w:val="0"/>
-        <w:color w:val="000000"/>
         <w:sz w:val="20"/>
       </w:rPr>
       <w:fldChar w:fldCharType="begin"/>
@@ -14825,7 +14861,6 @@
       <w:rPr>
         <w:rFonts w:ascii="Times New Roman" w:hAnsi="Times New Roman" w:eastAsia="Times New Roman" w:cs="Times New Roman"/>
         <w:b w:val="0"/>
-        <w:color w:val="000000"/>
         <w:sz w:val="20"/>
       </w:rPr>
       <w:instrText xml:space="preserve"> PAGE </w:instrText>
@@ -14834,91 +14869,9 @@
       <w:rPr>
         <w:rFonts w:ascii="Times New Roman" w:hAnsi="Times New Roman" w:eastAsia="Times New Roman" w:cs="Times New Roman"/>
         <w:b w:val="0"/>
-        <w:color w:val="000000"/>
-        <w:sz w:val="20"/>
-      </w:rPr>
-      <w:fldChar w:fldCharType="separate"/>
-    </w:r>
-    <w:r>
-      <w:rPr>
-        <w:rFonts w:ascii="Times New Roman" w:hAnsi="Times New Roman" w:eastAsia="Times New Roman" w:cs="Times New Roman"/>
-        <w:b w:val="0"/>
-        <w:color w:val="000000"/>
-        <w:sz w:val="20"/>
-      </w:rPr>
-      <w:t>1</w:t>
-    </w:r>
-    <w:r>
-      <w:rPr>
-        <w:rFonts w:ascii="Times New Roman" w:hAnsi="Times New Roman" w:eastAsia="Times New Roman" w:cs="Times New Roman"/>
-        <w:b w:val="0"/>
-        <w:color w:val="000000"/>
         <w:sz w:val="20"/>
       </w:rPr>
       <w:fldChar w:fldCharType="end"/>
-    </w:r>
-    <w:r>
-      <w:rPr>
-        <w:rFonts w:ascii="Times New Roman" w:hAnsi="Times New Roman" w:eastAsia="Times New Roman" w:cs="Times New Roman"/>
-        <w:b w:val="0"/>
-        <w:color w:val="000000"/>
-        <w:sz w:val="20"/>
-      </w:rPr>
-      <w:t xml:space="preserve"> 页 / 共 </w:t>
-    </w:r>
-    <w:r>
-      <w:rPr>
-        <w:rFonts w:ascii="Times New Roman" w:hAnsi="Times New Roman" w:eastAsia="Times New Roman" w:cs="Times New Roman"/>
-        <w:b w:val="0"/>
-        <w:color w:val="000000"/>
-        <w:sz w:val="20"/>
-      </w:rPr>
-      <w:fldChar w:fldCharType="begin"/>
-    </w:r>
-    <w:r>
-      <w:rPr>
-        <w:rFonts w:ascii="Times New Roman" w:hAnsi="Times New Roman" w:eastAsia="Times New Roman" w:cs="Times New Roman"/>
-        <w:b w:val="0"/>
-        <w:color w:val="000000"/>
-        <w:sz w:val="20"/>
-      </w:rPr>
-      <w:instrText xml:space="preserve"> NUMPAGES </w:instrText>
-    </w:r>
-    <w:r>
-      <w:rPr>
-        <w:rFonts w:ascii="Times New Roman" w:hAnsi="Times New Roman" w:eastAsia="Times New Roman" w:cs="Times New Roman"/>
-        <w:b w:val="0"/>
-        <w:color w:val="000000"/>
-        <w:sz w:val="20"/>
-      </w:rPr>
-      <w:fldChar w:fldCharType="separate"/>
-    </w:r>
-    <w:r>
-      <w:rPr>
-        <w:rFonts w:ascii="Times New Roman" w:hAnsi="Times New Roman" w:eastAsia="Times New Roman" w:cs="Times New Roman"/>
-        <w:b w:val="0"/>
-        <w:color w:val="000000"/>
-        <w:sz w:val="20"/>
-      </w:rPr>
-      <w:t>1</w:t>
-    </w:r>
-    <w:r>
-      <w:rPr>
-        <w:rFonts w:ascii="Times New Roman" w:hAnsi="Times New Roman" w:eastAsia="Times New Roman" w:cs="Times New Roman"/>
-        <w:b w:val="0"/>
-        <w:color w:val="000000"/>
-        <w:sz w:val="20"/>
-      </w:rPr>
-      <w:fldChar w:fldCharType="end"/>
-    </w:r>
-    <w:r>
-      <w:rPr>
-        <w:rFonts w:ascii="Times New Roman" w:hAnsi="Times New Roman" w:eastAsia="Times New Roman" w:cs="Times New Roman"/>
-        <w:b w:val="0"/>
-        <w:color w:val="000000"/>
-        <w:sz w:val="20"/>
-      </w:rPr>
-      <w:t xml:space="preserve"> 页</w:t>
     </w:r>
   </w:p>
 </w:ftr>
@@ -14941,28 +14894,6 @@
     </w:p>
   </w:footnote>
 </w:footnotes>
-</file>
-
-<file path=word/header1.xml><?xml version="1.0" encoding="utf-8"?>
-<w:hdr xmlns:m="http://schemas.openxmlformats.org/officeDocument/2006/math" xmlns:mc="http://schemas.openxmlformats.org/markup-compatibility/2006" xmlns:mo="http://schemas.microsoft.com/office/mac/office/2008/main" xmlns:mv="urn:schemas-microsoft-com:mac:vml" xmlns:o="urn:schemas-microsoft-com:office:office" xmlns:r="http://schemas.openxmlformats.org/officeDocument/2006/relationships" xmlns:v="urn:schemas-microsoft-com:vml" xmlns:w10="urn:schemas-microsoft-com:office:word" xmlns:w14="http://schemas.microsoft.com/office/word/2010/wordml" xmlns:w="http://schemas.openxmlformats.org/wordprocessingml/2006/main" xmlns:wne="http://schemas.microsoft.com/office/word/2006/wordml" xmlns:wp14="http://schemas.microsoft.com/office/word/2010/wordprocessingDrawing" xmlns:wp="http://schemas.openxmlformats.org/drawingml/2006/wordprocessingDrawing" xmlns:wpc="http://schemas.microsoft.com/office/word/2010/wordprocessingCanvas" xmlns:wpg="http://schemas.microsoft.com/office/word/2010/wordprocessingGroup" xmlns:wpi="http://schemas.microsoft.com/office/word/2010/wordprocessingInk" xmlns:wps="http://schemas.microsoft.com/office/word/2010/wordprocessingShape" mc:Ignorable="w14 wp14">
-  <w:p>
-    <w:pPr>
-      <w:jc w:val="right"/>
-      <w:pBdr>
-        <w:bottom w:val="single" w:sz="4" w:space="2" w:color="000000"/>
-      </w:pBdr>
-    </w:pPr>
-    <w:r>
-      <w:rPr>
-        <w:rFonts w:ascii="Times New Roman" w:hAnsi="Times New Roman" w:eastAsia="Times New Roman" w:cs="Times New Roman"/>
-        <w:b w:val="0"/>
-        <w:color w:val="000000"/>
-        <w:sz w:val="18"/>
-      </w:rPr>
-      <w:t xml:space="preserve">预赛基础卷I</w:t>
-    </w:r>
-  </w:p>
-</w:hdr>
 </file>
 
 <file path=word/numbering.xml><?xml version="1.0" encoding="utf-8"?>
